--- a/FastAPI_1_Notes.docx
+++ b/FastAPI_1_Notes.docx
@@ -128,20 +128,6 @@
           <w:rFonts w:ascii="Times New Roman" w:hAnsi="Times New Roman" w:cs="Times New Roman"/>
         </w:rPr>
         <w:t>Interactive API documentation available instantly.</w:t>
-      </w:r>
-    </w:p>
-    <w:p>
-      <w:pPr>
-        <w:pStyle w:val="ListBullet"/>
-        <w:rPr>
-          <w:rFonts w:ascii="Times New Roman" w:hAnsi="Times New Roman" w:cs="Times New Roman"/>
-        </w:rPr>
-      </w:pPr>
-      <w:r>
-        <w:rPr>
-          <w:rFonts w:ascii="Times New Roman" w:hAnsi="Times New Roman" w:cs="Times New Roman"/>
-        </w:rPr>
-        <w:t>Supports both synchronous &amp; asynchronous endpoints.</w:t>
       </w:r>
     </w:p>
     <w:p>
@@ -225,7 +211,21 @@
         <w:rPr>
           <w:rFonts w:ascii="Times New Roman" w:hAnsi="Times New Roman" w:cs="Times New Roman"/>
         </w:rPr>
-        <w:t>Built-in Swagger &amp; ReDoc documentation.</w:t>
+        <w:t xml:space="preserve">Built-in Swagger &amp; </w:t>
+      </w:r>
+      <w:proofErr w:type="spellStart"/>
+      <w:r>
+        <w:rPr>
+          <w:rFonts w:ascii="Times New Roman" w:hAnsi="Times New Roman" w:cs="Times New Roman"/>
+        </w:rPr>
+        <w:t>ReDoc</w:t>
+      </w:r>
+      <w:proofErr w:type="spellEnd"/>
+      <w:r>
+        <w:rPr>
+          <w:rFonts w:ascii="Times New Roman" w:hAnsi="Times New Roman" w:cs="Times New Roman"/>
+        </w:rPr>
+        <w:t xml:space="preserve"> documentation.</w:t>
       </w:r>
     </w:p>
     <w:p>
@@ -492,12 +492,14 @@
           <w:rFonts w:ascii="Times New Roman" w:hAnsi="Times New Roman" w:cs="Times New Roman"/>
         </w:rPr>
       </w:pPr>
+      <w:proofErr w:type="spellStart"/>
       <w:r>
         <w:rPr>
           <w:rFonts w:ascii="Times New Roman" w:hAnsi="Times New Roman" w:cs="Times New Roman"/>
         </w:rPr>
         <w:t>Hypercorn</w:t>
       </w:r>
+      <w:proofErr w:type="spellEnd"/>
     </w:p>
     <w:p>
       <w:pPr>
@@ -595,7 +597,6 @@
         <w:rPr>
           <w:rFonts w:ascii="Times New Roman" w:hAnsi="Times New Roman" w:cs="Times New Roman"/>
         </w:rPr>
-        <w:lastRenderedPageBreak/>
         <w:t>http://127.0.0.1:8000/</w:t>
       </w:r>
       <w:r>
@@ -1543,7 +1544,21 @@
                               <w:rPr>
                                 <w:rFonts w:ascii="Times New Roman" w:hAnsi="Times New Roman" w:cs="Times New Roman"/>
                               </w:rPr>
-                              <w:t>    return f"Hii, I'm {speed}x Fast, {speed}xFastAPI"</w:t>
+                              <w:t>    return f"Hii, I'm {speed}x Fast, {speed}</w:t>
+                            </w:r>
+                            <w:proofErr w:type="spellStart"/>
+                            <w:r>
+                              <w:rPr>
+                                <w:rFonts w:ascii="Times New Roman" w:hAnsi="Times New Roman" w:cs="Times New Roman"/>
+                              </w:rPr>
+                              <w:t>xFastAPI</w:t>
+                            </w:r>
+                            <w:proofErr w:type="spellEnd"/>
+                            <w:r>
+                              <w:rPr>
+                                <w:rFonts w:ascii="Times New Roman" w:hAnsi="Times New Roman" w:cs="Times New Roman"/>
+                              </w:rPr>
+                              <w:t>"</w:t>
                             </w:r>
                           </w:p>
                         </w:txbxContent>
@@ -1606,7 +1621,21 @@
                         <w:rPr>
                           <w:rFonts w:ascii="Times New Roman" w:hAnsi="Times New Roman" w:cs="Times New Roman"/>
                         </w:rPr>
-                        <w:t>    return f"Hii, I'm {speed}x Fast, {speed}xFastAPI"</w:t>
+                        <w:t>    return f"Hii, I'm {speed}x Fast, {speed}</w:t>
+                      </w:r>
+                      <w:proofErr w:type="spellStart"/>
+                      <w:r>
+                        <w:rPr>
+                          <w:rFonts w:ascii="Times New Roman" w:hAnsi="Times New Roman" w:cs="Times New Roman"/>
+                        </w:rPr>
+                        <w:t>xFastAPI</w:t>
+                      </w:r>
+                      <w:proofErr w:type="spellEnd"/>
+                      <w:r>
+                        <w:rPr>
+                          <w:rFonts w:ascii="Times New Roman" w:hAnsi="Times New Roman" w:cs="Times New Roman"/>
+                        </w:rPr>
+                        <w:t>"</w:t>
                       </w:r>
                     </w:p>
                   </w:txbxContent>
@@ -1919,11 +1948,19 @@
           <w:rFonts w:ascii="Times New Roman" w:hAnsi="Times New Roman" w:cs="Times New Roman"/>
         </w:rPr>
       </w:pPr>
+      <w:proofErr w:type="spellStart"/>
       <w:r>
         <w:rPr>
           <w:rFonts w:ascii="Times New Roman" w:hAnsi="Times New Roman" w:cs="Times New Roman"/>
         </w:rPr>
-        <w:t>HTTPException can also be used to raise errors.</w:t>
+        <w:t>HTTPException</w:t>
+      </w:r>
+      <w:proofErr w:type="spellEnd"/>
+      <w:r>
+        <w:rPr>
+          <w:rFonts w:ascii="Times New Roman" w:hAnsi="Times New Roman" w:cs="Times New Roman"/>
+        </w:rPr>
+        <w:t xml:space="preserve"> can also be used to raise errors.</w:t>
       </w:r>
     </w:p>
     <w:p>
@@ -2053,7 +2090,35 @@
                               <w:rPr>
                                 <w:rFonts w:ascii="Times New Roman" w:hAnsi="Times New Roman" w:cs="Times New Roman"/>
                               </w:rPr>
-                              <w:t>def nofound(age:int,resp:Response):</w:t>
+                              <w:t xml:space="preserve">def </w:t>
+                            </w:r>
+                            <w:proofErr w:type="spellStart"/>
+                            <w:r>
+                              <w:rPr>
+                                <w:rFonts w:ascii="Times New Roman" w:hAnsi="Times New Roman" w:cs="Times New Roman"/>
+                              </w:rPr>
+                              <w:t>nofound</w:t>
+                            </w:r>
+                            <w:proofErr w:type="spellEnd"/>
+                            <w:r>
+                              <w:rPr>
+                                <w:rFonts w:ascii="Times New Roman" w:hAnsi="Times New Roman" w:cs="Times New Roman"/>
+                              </w:rPr>
+                              <w:t>(</w:t>
+                            </w:r>
+                            <w:proofErr w:type="spellStart"/>
+                            <w:r>
+                              <w:rPr>
+                                <w:rFonts w:ascii="Times New Roman" w:hAnsi="Times New Roman" w:cs="Times New Roman"/>
+                              </w:rPr>
+                              <w:t>age:int,resp:Response</w:t>
+                            </w:r>
+                            <w:proofErr w:type="spellEnd"/>
+                            <w:r>
+                              <w:rPr>
+                                <w:rFonts w:ascii="Times New Roman" w:hAnsi="Times New Roman" w:cs="Times New Roman"/>
+                              </w:rPr>
+                              <w:t>):</w:t>
                             </w:r>
                           </w:p>
                           <w:p>
@@ -2079,7 +2144,21 @@
                               <w:rPr>
                                 <w:rFonts w:ascii="Times New Roman" w:hAnsi="Times New Roman" w:cs="Times New Roman"/>
                               </w:rPr>
-                              <w:t>        resp.status_code=status.HTTP_425_TOO_EARLY</w:t>
+                              <w:t xml:space="preserve">        </w:t>
+                            </w:r>
+                            <w:proofErr w:type="spellStart"/>
+                            <w:r>
+                              <w:rPr>
+                                <w:rFonts w:ascii="Times New Roman" w:hAnsi="Times New Roman" w:cs="Times New Roman"/>
+                              </w:rPr>
+                              <w:t>resp.status_code</w:t>
+                            </w:r>
+                            <w:proofErr w:type="spellEnd"/>
+                            <w:r>
+                              <w:rPr>
+                                <w:rFonts w:ascii="Times New Roman" w:hAnsi="Times New Roman" w:cs="Times New Roman"/>
+                              </w:rPr>
+                              <w:t>=status.HTTP_425_TOO_EARLY</w:t>
                             </w:r>
                           </w:p>
                           <w:p>
@@ -2092,7 +2171,21 @@
                               <w:rPr>
                                 <w:rFonts w:ascii="Times New Roman" w:hAnsi="Times New Roman" w:cs="Times New Roman"/>
                               </w:rPr>
-                              <w:t>        return {"error":"Underage"}</w:t>
+                              <w:t>        return {"</w:t>
+                            </w:r>
+                            <w:proofErr w:type="spellStart"/>
+                            <w:r>
+                              <w:rPr>
+                                <w:rFonts w:ascii="Times New Roman" w:hAnsi="Times New Roman" w:cs="Times New Roman"/>
+                              </w:rPr>
+                              <w:t>error":"Underage</w:t>
+                            </w:r>
+                            <w:proofErr w:type="spellEnd"/>
+                            <w:r>
+                              <w:rPr>
+                                <w:rFonts w:ascii="Times New Roman" w:hAnsi="Times New Roman" w:cs="Times New Roman"/>
+                              </w:rPr>
+                              <w:t>"}</w:t>
                             </w:r>
                           </w:p>
                           <w:p>
@@ -2105,7 +2198,21 @@
                               <w:rPr>
                                 <w:rFonts w:ascii="Times New Roman" w:hAnsi="Times New Roman" w:cs="Times New Roman"/>
                               </w:rPr>
-                              <w:t>    elif age &gt;65:</w:t>
+                              <w:t xml:space="preserve">    </w:t>
+                            </w:r>
+                            <w:proofErr w:type="spellStart"/>
+                            <w:r>
+                              <w:rPr>
+                                <w:rFonts w:ascii="Times New Roman" w:hAnsi="Times New Roman" w:cs="Times New Roman"/>
+                              </w:rPr>
+                              <w:t>elif</w:t>
+                            </w:r>
+                            <w:proofErr w:type="spellEnd"/>
+                            <w:r>
+                              <w:rPr>
+                                <w:rFonts w:ascii="Times New Roman" w:hAnsi="Times New Roman" w:cs="Times New Roman"/>
+                              </w:rPr>
+                              <w:t xml:space="preserve"> age &gt;65:</w:t>
                             </w:r>
                           </w:p>
                           <w:p>
@@ -2118,7 +2225,21 @@
                               <w:rPr>
                                 <w:rFonts w:ascii="Times New Roman" w:hAnsi="Times New Roman" w:cs="Times New Roman"/>
                               </w:rPr>
-                              <w:t>        resp.status_code=status.HTTP_406_NOT_ACCEPTABLE</w:t>
+                              <w:t xml:space="preserve">        </w:t>
+                            </w:r>
+                            <w:proofErr w:type="spellStart"/>
+                            <w:r>
+                              <w:rPr>
+                                <w:rFonts w:ascii="Times New Roman" w:hAnsi="Times New Roman" w:cs="Times New Roman"/>
+                              </w:rPr>
+                              <w:t>resp.status_code</w:t>
+                            </w:r>
+                            <w:proofErr w:type="spellEnd"/>
+                            <w:r>
+                              <w:rPr>
+                                <w:rFonts w:ascii="Times New Roman" w:hAnsi="Times New Roman" w:cs="Times New Roman"/>
+                              </w:rPr>
+                              <w:t>=status.HTTP_406_NOT_ACCEPTABLE</w:t>
                             </w:r>
                           </w:p>
                           <w:p>
@@ -2131,7 +2252,21 @@
                               <w:rPr>
                                 <w:rFonts w:ascii="Times New Roman" w:hAnsi="Times New Roman" w:cs="Times New Roman"/>
                               </w:rPr>
-                              <w:t>        return {"error":"Overage"}</w:t>
+                              <w:t>        return {"</w:t>
+                            </w:r>
+                            <w:proofErr w:type="spellStart"/>
+                            <w:r>
+                              <w:rPr>
+                                <w:rFonts w:ascii="Times New Roman" w:hAnsi="Times New Roman" w:cs="Times New Roman"/>
+                              </w:rPr>
+                              <w:t>error":"Overage</w:t>
+                            </w:r>
+                            <w:proofErr w:type="spellEnd"/>
+                            <w:r>
+                              <w:rPr>
+                                <w:rFonts w:ascii="Times New Roman" w:hAnsi="Times New Roman" w:cs="Times New Roman"/>
+                              </w:rPr>
+                              <w:t>"}</w:t>
                             </w:r>
                           </w:p>
                           <w:p>
@@ -2157,7 +2292,21 @@
                               <w:rPr>
                                 <w:rFonts w:ascii="Times New Roman" w:hAnsi="Times New Roman" w:cs="Times New Roman"/>
                               </w:rPr>
-                              <w:t>        resp.status_code=status.HTTP_200_OK</w:t>
+                              <w:t xml:space="preserve">        </w:t>
+                            </w:r>
+                            <w:proofErr w:type="spellStart"/>
+                            <w:r>
+                              <w:rPr>
+                                <w:rFonts w:ascii="Times New Roman" w:hAnsi="Times New Roman" w:cs="Times New Roman"/>
+                              </w:rPr>
+                              <w:t>resp.status_code</w:t>
+                            </w:r>
+                            <w:proofErr w:type="spellEnd"/>
+                            <w:r>
+                              <w:rPr>
+                                <w:rFonts w:ascii="Times New Roman" w:hAnsi="Times New Roman" w:cs="Times New Roman"/>
+                              </w:rPr>
+                              <w:t>=status.HTTP_200_OK</w:t>
                             </w:r>
                           </w:p>
                           <w:p>
@@ -2170,7 +2319,21 @@
                               <w:rPr>
                                 <w:rFonts w:ascii="Times New Roman" w:hAnsi="Times New Roman" w:cs="Times New Roman"/>
                               </w:rPr>
-                              <w:t>        return {"message":"Eligible Voter"}</w:t>
+                              <w:t>        return {"</w:t>
+                            </w:r>
+                            <w:proofErr w:type="spellStart"/>
+                            <w:r>
+                              <w:rPr>
+                                <w:rFonts w:ascii="Times New Roman" w:hAnsi="Times New Roman" w:cs="Times New Roman"/>
+                              </w:rPr>
+                              <w:t>message":"Eligible</w:t>
+                            </w:r>
+                            <w:proofErr w:type="spellEnd"/>
+                            <w:r>
+                              <w:rPr>
+                                <w:rFonts w:ascii="Times New Roman" w:hAnsi="Times New Roman" w:cs="Times New Roman"/>
+                              </w:rPr>
+                              <w:t xml:space="preserve"> Voter"}</w:t>
                             </w:r>
                           </w:p>
                         </w:txbxContent>
@@ -2248,7 +2411,35 @@
                         <w:rPr>
                           <w:rFonts w:ascii="Times New Roman" w:hAnsi="Times New Roman" w:cs="Times New Roman"/>
                         </w:rPr>
-                        <w:t>def nofound(age:int,resp:Response):</w:t>
+                        <w:t xml:space="preserve">def </w:t>
+                      </w:r>
+                      <w:proofErr w:type="spellStart"/>
+                      <w:r>
+                        <w:rPr>
+                          <w:rFonts w:ascii="Times New Roman" w:hAnsi="Times New Roman" w:cs="Times New Roman"/>
+                        </w:rPr>
+                        <w:t>nofound</w:t>
+                      </w:r>
+                      <w:proofErr w:type="spellEnd"/>
+                      <w:r>
+                        <w:rPr>
+                          <w:rFonts w:ascii="Times New Roman" w:hAnsi="Times New Roman" w:cs="Times New Roman"/>
+                        </w:rPr>
+                        <w:t>(</w:t>
+                      </w:r>
+                      <w:proofErr w:type="spellStart"/>
+                      <w:r>
+                        <w:rPr>
+                          <w:rFonts w:ascii="Times New Roman" w:hAnsi="Times New Roman" w:cs="Times New Roman"/>
+                        </w:rPr>
+                        <w:t>age:int,resp:Response</w:t>
+                      </w:r>
+                      <w:proofErr w:type="spellEnd"/>
+                      <w:r>
+                        <w:rPr>
+                          <w:rFonts w:ascii="Times New Roman" w:hAnsi="Times New Roman" w:cs="Times New Roman"/>
+                        </w:rPr>
+                        <w:t>):</w:t>
                       </w:r>
                     </w:p>
                     <w:p>
@@ -2274,7 +2465,21 @@
                         <w:rPr>
                           <w:rFonts w:ascii="Times New Roman" w:hAnsi="Times New Roman" w:cs="Times New Roman"/>
                         </w:rPr>
-                        <w:t>        resp.status_code=status.HTTP_425_TOO_EARLY</w:t>
+                        <w:t xml:space="preserve">        </w:t>
+                      </w:r>
+                      <w:proofErr w:type="spellStart"/>
+                      <w:r>
+                        <w:rPr>
+                          <w:rFonts w:ascii="Times New Roman" w:hAnsi="Times New Roman" w:cs="Times New Roman"/>
+                        </w:rPr>
+                        <w:t>resp.status_code</w:t>
+                      </w:r>
+                      <w:proofErr w:type="spellEnd"/>
+                      <w:r>
+                        <w:rPr>
+                          <w:rFonts w:ascii="Times New Roman" w:hAnsi="Times New Roman" w:cs="Times New Roman"/>
+                        </w:rPr>
+                        <w:t>=status.HTTP_425_TOO_EARLY</w:t>
                       </w:r>
                     </w:p>
                     <w:p>
@@ -2287,7 +2492,21 @@
                         <w:rPr>
                           <w:rFonts w:ascii="Times New Roman" w:hAnsi="Times New Roman" w:cs="Times New Roman"/>
                         </w:rPr>
-                        <w:t>        return {"error":"Underage"}</w:t>
+                        <w:t>        return {"</w:t>
+                      </w:r>
+                      <w:proofErr w:type="spellStart"/>
+                      <w:r>
+                        <w:rPr>
+                          <w:rFonts w:ascii="Times New Roman" w:hAnsi="Times New Roman" w:cs="Times New Roman"/>
+                        </w:rPr>
+                        <w:t>error":"Underage</w:t>
+                      </w:r>
+                      <w:proofErr w:type="spellEnd"/>
+                      <w:r>
+                        <w:rPr>
+                          <w:rFonts w:ascii="Times New Roman" w:hAnsi="Times New Roman" w:cs="Times New Roman"/>
+                        </w:rPr>
+                        <w:t>"}</w:t>
                       </w:r>
                     </w:p>
                     <w:p>
@@ -2300,7 +2519,21 @@
                         <w:rPr>
                           <w:rFonts w:ascii="Times New Roman" w:hAnsi="Times New Roman" w:cs="Times New Roman"/>
                         </w:rPr>
-                        <w:t>    elif age &gt;65:</w:t>
+                        <w:t xml:space="preserve">    </w:t>
+                      </w:r>
+                      <w:proofErr w:type="spellStart"/>
+                      <w:r>
+                        <w:rPr>
+                          <w:rFonts w:ascii="Times New Roman" w:hAnsi="Times New Roman" w:cs="Times New Roman"/>
+                        </w:rPr>
+                        <w:t>elif</w:t>
+                      </w:r>
+                      <w:proofErr w:type="spellEnd"/>
+                      <w:r>
+                        <w:rPr>
+                          <w:rFonts w:ascii="Times New Roman" w:hAnsi="Times New Roman" w:cs="Times New Roman"/>
+                        </w:rPr>
+                        <w:t xml:space="preserve"> age &gt;65:</w:t>
                       </w:r>
                     </w:p>
                     <w:p>
@@ -2313,7 +2546,21 @@
                         <w:rPr>
                           <w:rFonts w:ascii="Times New Roman" w:hAnsi="Times New Roman" w:cs="Times New Roman"/>
                         </w:rPr>
-                        <w:t>        resp.status_code=status.HTTP_406_NOT_ACCEPTABLE</w:t>
+                        <w:t xml:space="preserve">        </w:t>
+                      </w:r>
+                      <w:proofErr w:type="spellStart"/>
+                      <w:r>
+                        <w:rPr>
+                          <w:rFonts w:ascii="Times New Roman" w:hAnsi="Times New Roman" w:cs="Times New Roman"/>
+                        </w:rPr>
+                        <w:t>resp.status_code</w:t>
+                      </w:r>
+                      <w:proofErr w:type="spellEnd"/>
+                      <w:r>
+                        <w:rPr>
+                          <w:rFonts w:ascii="Times New Roman" w:hAnsi="Times New Roman" w:cs="Times New Roman"/>
+                        </w:rPr>
+                        <w:t>=status.HTTP_406_NOT_ACCEPTABLE</w:t>
                       </w:r>
                     </w:p>
                     <w:p>
@@ -2326,7 +2573,21 @@
                         <w:rPr>
                           <w:rFonts w:ascii="Times New Roman" w:hAnsi="Times New Roman" w:cs="Times New Roman"/>
                         </w:rPr>
-                        <w:t>        return {"error":"Overage"}</w:t>
+                        <w:t>        return {"</w:t>
+                      </w:r>
+                      <w:proofErr w:type="spellStart"/>
+                      <w:r>
+                        <w:rPr>
+                          <w:rFonts w:ascii="Times New Roman" w:hAnsi="Times New Roman" w:cs="Times New Roman"/>
+                        </w:rPr>
+                        <w:t>error":"Overage</w:t>
+                      </w:r>
+                      <w:proofErr w:type="spellEnd"/>
+                      <w:r>
+                        <w:rPr>
+                          <w:rFonts w:ascii="Times New Roman" w:hAnsi="Times New Roman" w:cs="Times New Roman"/>
+                        </w:rPr>
+                        <w:t>"}</w:t>
                       </w:r>
                     </w:p>
                     <w:p>
@@ -2352,7 +2613,21 @@
                         <w:rPr>
                           <w:rFonts w:ascii="Times New Roman" w:hAnsi="Times New Roman" w:cs="Times New Roman"/>
                         </w:rPr>
-                        <w:t>        resp.status_code=status.HTTP_200_OK</w:t>
+                        <w:t xml:space="preserve">        </w:t>
+                      </w:r>
+                      <w:proofErr w:type="spellStart"/>
+                      <w:r>
+                        <w:rPr>
+                          <w:rFonts w:ascii="Times New Roman" w:hAnsi="Times New Roman" w:cs="Times New Roman"/>
+                        </w:rPr>
+                        <w:t>resp.status_code</w:t>
+                      </w:r>
+                      <w:proofErr w:type="spellEnd"/>
+                      <w:r>
+                        <w:rPr>
+                          <w:rFonts w:ascii="Times New Roman" w:hAnsi="Times New Roman" w:cs="Times New Roman"/>
+                        </w:rPr>
+                        <w:t>=status.HTTP_200_OK</w:t>
                       </w:r>
                     </w:p>
                     <w:p>
@@ -2365,7 +2640,21 @@
                         <w:rPr>
                           <w:rFonts w:ascii="Times New Roman" w:hAnsi="Times New Roman" w:cs="Times New Roman"/>
                         </w:rPr>
-                        <w:t>        return {"message":"Eligible Voter"}</w:t>
+                        <w:t>        return {"</w:t>
+                      </w:r>
+                      <w:proofErr w:type="spellStart"/>
+                      <w:r>
+                        <w:rPr>
+                          <w:rFonts w:ascii="Times New Roman" w:hAnsi="Times New Roman" w:cs="Times New Roman"/>
+                        </w:rPr>
+                        <w:t>message":"Eligible</w:t>
+                      </w:r>
+                      <w:proofErr w:type="spellEnd"/>
+                      <w:r>
+                        <w:rPr>
+                          <w:rFonts w:ascii="Times New Roman" w:hAnsi="Times New Roman" w:cs="Times New Roman"/>
+                        </w:rPr>
+                        <w:t xml:space="preserve"> Voter"}</w:t>
                       </w:r>
                     </w:p>
                   </w:txbxContent>
@@ -2444,7 +2733,21 @@
         <w:rPr>
           <w:rFonts w:ascii="Times New Roman" w:hAnsi="Times New Roman" w:cs="Times New Roman"/>
         </w:rPr>
-        <w:t>Helps categorise API modules.</w:t>
+        <w:t xml:space="preserve">Helps </w:t>
+      </w:r>
+      <w:proofErr w:type="spellStart"/>
+      <w:r>
+        <w:rPr>
+          <w:rFonts w:ascii="Times New Roman" w:hAnsi="Times New Roman" w:cs="Times New Roman"/>
+        </w:rPr>
+        <w:t>categorise</w:t>
+      </w:r>
+      <w:proofErr w:type="spellEnd"/>
+      <w:r>
+        <w:rPr>
+          <w:rFonts w:ascii="Times New Roman" w:hAnsi="Times New Roman" w:cs="Times New Roman"/>
+        </w:rPr>
+        <w:t xml:space="preserve"> API modules.</w:t>
       </w:r>
     </w:p>
     <w:p>
@@ -2570,7 +2873,35 @@
                                   </w14:solidFill>
                                 </w14:textFill>
                               </w:rPr>
-                              <w:t>tags=['URLparam'])</w:t>
+                              <w:t>tags=['</w:t>
+                            </w:r>
+                            <w:proofErr w:type="spellStart"/>
+                            <w:r>
+                              <w:rPr>
+                                <w:color w:val="00B0F0"/>
+                                <w14:textFill>
+                                  <w14:solidFill>
+                                    <w14:srgbClr w14:val="00B0F0">
+                                      <w14:alpha w14:val="9000"/>
+                                    </w14:srgbClr>
+                                  </w14:solidFill>
+                                </w14:textFill>
+                              </w:rPr>
+                              <w:t>URLparam</w:t>
+                            </w:r>
+                            <w:proofErr w:type="spellEnd"/>
+                            <w:r>
+                              <w:rPr>
+                                <w:color w:val="00B0F0"/>
+                                <w14:textFill>
+                                  <w14:solidFill>
+                                    <w14:srgbClr w14:val="00B0F0">
+                                      <w14:alpha w14:val="9000"/>
+                                    </w14:srgbClr>
+                                  </w14:solidFill>
+                                </w14:textFill>
+                              </w:rPr>
+                              <w:t>'])</w:t>
                             </w:r>
                           </w:p>
                           <w:p>
@@ -2597,7 +2928,35 @@
                                   </w14:solidFill>
                                 </w14:textFill>
                               </w:rPr>
-                              <w:t>def match(type:Match):</w:t>
+                              <w:t>def match(</w:t>
+                            </w:r>
+                            <w:proofErr w:type="spellStart"/>
+                            <w:r>
+                              <w:rPr>
+                                <w:color w:val="FFFFFF" w:themeColor="background1"/>
+                                <w14:textFill>
+                                  <w14:solidFill>
+                                    <w14:schemeClr w14:val="bg1">
+                                      <w14:alpha w14:val="9000"/>
+                                    </w14:schemeClr>
+                                  </w14:solidFill>
+                                </w14:textFill>
+                              </w:rPr>
+                              <w:t>type:Match</w:t>
+                            </w:r>
+                            <w:proofErr w:type="spellEnd"/>
+                            <w:r>
+                              <w:rPr>
+                                <w:color w:val="FFFFFF" w:themeColor="background1"/>
+                                <w14:textFill>
+                                  <w14:solidFill>
+                                    <w14:schemeClr w14:val="bg1">
+                                      <w14:alpha w14:val="9000"/>
+                                    </w14:schemeClr>
+                                  </w14:solidFill>
+                                </w14:textFill>
+                              </w:rPr>
+                              <w:t>):</w:t>
                             </w:r>
                           </w:p>
                           <w:p>
@@ -2624,7 +2983,63 @@
                                   </w14:solidFill>
                                 </w14:textFill>
                               </w:rPr>
-                              <w:t>    return {'message':f'Its a {type.name} match, that is {type.value}-overs'}</w:t>
+                              <w:t>    return {'message':</w:t>
+                            </w:r>
+                            <w:proofErr w:type="spellStart"/>
+                            <w:r>
+                              <w:rPr>
+                                <w:color w:val="FFFFFF" w:themeColor="background1"/>
+                                <w14:textFill>
+                                  <w14:solidFill>
+                                    <w14:schemeClr w14:val="bg1">
+                                      <w14:alpha w14:val="9000"/>
+                                    </w14:schemeClr>
+                                  </w14:solidFill>
+                                </w14:textFill>
+                              </w:rPr>
+                              <w:t>f'Its</w:t>
+                            </w:r>
+                            <w:proofErr w:type="spellEnd"/>
+                            <w:r>
+                              <w:rPr>
+                                <w:color w:val="FFFFFF" w:themeColor="background1"/>
+                                <w14:textFill>
+                                  <w14:solidFill>
+                                    <w14:schemeClr w14:val="bg1">
+                                      <w14:alpha w14:val="9000"/>
+                                    </w14:schemeClr>
+                                  </w14:solidFill>
+                                </w14:textFill>
+                              </w:rPr>
+                              <w:t xml:space="preserve"> a {type.name} match, that is {</w:t>
+                            </w:r>
+                            <w:proofErr w:type="spellStart"/>
+                            <w:r>
+                              <w:rPr>
+                                <w:color w:val="FFFFFF" w:themeColor="background1"/>
+                                <w14:textFill>
+                                  <w14:solidFill>
+                                    <w14:schemeClr w14:val="bg1">
+                                      <w14:alpha w14:val="9000"/>
+                                    </w14:schemeClr>
+                                  </w14:solidFill>
+                                </w14:textFill>
+                              </w:rPr>
+                              <w:t>type.value</w:t>
+                            </w:r>
+                            <w:proofErr w:type="spellEnd"/>
+                            <w:r>
+                              <w:rPr>
+                                <w:color w:val="FFFFFF" w:themeColor="background1"/>
+                                <w14:textFill>
+                                  <w14:solidFill>
+                                    <w14:schemeClr w14:val="bg1">
+                                      <w14:alpha w14:val="9000"/>
+                                    </w14:schemeClr>
+                                  </w14:solidFill>
+                                </w14:textFill>
+                              </w:rPr>
+                              <w:t>}-overs'}</w:t>
                             </w:r>
                           </w:p>
                         </w:txbxContent>
@@ -2699,7 +3114,35 @@
                             </w14:solidFill>
                           </w14:textFill>
                         </w:rPr>
-                        <w:t>tags=['URLparam'])</w:t>
+                        <w:t>tags=['</w:t>
+                      </w:r>
+                      <w:proofErr w:type="spellStart"/>
+                      <w:r>
+                        <w:rPr>
+                          <w:color w:val="00B0F0"/>
+                          <w14:textFill>
+                            <w14:solidFill>
+                              <w14:srgbClr w14:val="00B0F0">
+                                <w14:alpha w14:val="9000"/>
+                              </w14:srgbClr>
+                            </w14:solidFill>
+                          </w14:textFill>
+                        </w:rPr>
+                        <w:t>URLparam</w:t>
+                      </w:r>
+                      <w:proofErr w:type="spellEnd"/>
+                      <w:r>
+                        <w:rPr>
+                          <w:color w:val="00B0F0"/>
+                          <w14:textFill>
+                            <w14:solidFill>
+                              <w14:srgbClr w14:val="00B0F0">
+                                <w14:alpha w14:val="9000"/>
+                              </w14:srgbClr>
+                            </w14:solidFill>
+                          </w14:textFill>
+                        </w:rPr>
+                        <w:t>'])</w:t>
                       </w:r>
                     </w:p>
                     <w:p>
@@ -2726,7 +3169,35 @@
                             </w14:solidFill>
                           </w14:textFill>
                         </w:rPr>
-                        <w:t>def match(type:Match):</w:t>
+                        <w:t>def match(</w:t>
+                      </w:r>
+                      <w:proofErr w:type="spellStart"/>
+                      <w:r>
+                        <w:rPr>
+                          <w:color w:val="FFFFFF" w:themeColor="background1"/>
+                          <w14:textFill>
+                            <w14:solidFill>
+                              <w14:schemeClr w14:val="bg1">
+                                <w14:alpha w14:val="9000"/>
+                              </w14:schemeClr>
+                            </w14:solidFill>
+                          </w14:textFill>
+                        </w:rPr>
+                        <w:t>type:Match</w:t>
+                      </w:r>
+                      <w:proofErr w:type="spellEnd"/>
+                      <w:r>
+                        <w:rPr>
+                          <w:color w:val="FFFFFF" w:themeColor="background1"/>
+                          <w14:textFill>
+                            <w14:solidFill>
+                              <w14:schemeClr w14:val="bg1">
+                                <w14:alpha w14:val="9000"/>
+                              </w14:schemeClr>
+                            </w14:solidFill>
+                          </w14:textFill>
+                        </w:rPr>
+                        <w:t>):</w:t>
                       </w:r>
                     </w:p>
                     <w:p>
@@ -2753,7 +3224,63 @@
                             </w14:solidFill>
                           </w14:textFill>
                         </w:rPr>
-                        <w:t>    return {'message':f'Its a {type.name} match, that is {type.value}-overs'}</w:t>
+                        <w:t>    return {'message':</w:t>
+                      </w:r>
+                      <w:proofErr w:type="spellStart"/>
+                      <w:r>
+                        <w:rPr>
+                          <w:color w:val="FFFFFF" w:themeColor="background1"/>
+                          <w14:textFill>
+                            <w14:solidFill>
+                              <w14:schemeClr w14:val="bg1">
+                                <w14:alpha w14:val="9000"/>
+                              </w14:schemeClr>
+                            </w14:solidFill>
+                          </w14:textFill>
+                        </w:rPr>
+                        <w:t>f'Its</w:t>
+                      </w:r>
+                      <w:proofErr w:type="spellEnd"/>
+                      <w:r>
+                        <w:rPr>
+                          <w:color w:val="FFFFFF" w:themeColor="background1"/>
+                          <w14:textFill>
+                            <w14:solidFill>
+                              <w14:schemeClr w14:val="bg1">
+                                <w14:alpha w14:val="9000"/>
+                              </w14:schemeClr>
+                            </w14:solidFill>
+                          </w14:textFill>
+                        </w:rPr>
+                        <w:t xml:space="preserve"> a {type.name} match, that is {</w:t>
+                      </w:r>
+                      <w:proofErr w:type="spellStart"/>
+                      <w:r>
+                        <w:rPr>
+                          <w:color w:val="FFFFFF" w:themeColor="background1"/>
+                          <w14:textFill>
+                            <w14:solidFill>
+                              <w14:schemeClr w14:val="bg1">
+                                <w14:alpha w14:val="9000"/>
+                              </w14:schemeClr>
+                            </w14:solidFill>
+                          </w14:textFill>
+                        </w:rPr>
+                        <w:t>type.value</w:t>
+                      </w:r>
+                      <w:proofErr w:type="spellEnd"/>
+                      <w:r>
+                        <w:rPr>
+                          <w:color w:val="FFFFFF" w:themeColor="background1"/>
+                          <w14:textFill>
+                            <w14:solidFill>
+                              <w14:schemeClr w14:val="bg1">
+                                <w14:alpha w14:val="9000"/>
+                              </w14:schemeClr>
+                            </w14:solidFill>
+                          </w14:textFill>
+                        </w:rPr>
+                        <w:t>}-overs'}</w:t>
                       </w:r>
                     </w:p>
                   </w:txbxContent>
@@ -2874,120 +3401,6 @@
           <w:color w:val="auto"/>
         </w:rPr>
       </w:pPr>
-      <w:r>
-        <w:rPr>
-          <w:rFonts w:ascii="Times New Roman" w:hAnsi="Times New Roman" w:cs="Times New Roman"/>
-          <w:noProof/>
-        </w:rPr>
-        <mc:AlternateContent>
-          <mc:Choice Requires="wps">
-            <w:drawing>
-              <wp:anchor distT="45720" distB="45720" distL="114300" distR="114300" simplePos="0" relativeHeight="251673600" behindDoc="0" locked="0" layoutInCell="1" allowOverlap="1" wp14:anchorId="262B3043" wp14:editId="7B7583CA">
-                <wp:simplePos x="0" y="0"/>
-                <wp:positionH relativeFrom="column">
-                  <wp:posOffset>0</wp:posOffset>
-                </wp:positionH>
-                <wp:positionV relativeFrom="paragraph">
-                  <wp:posOffset>229235</wp:posOffset>
-                </wp:positionV>
-                <wp:extent cx="6229350" cy="1404620"/>
-                <wp:effectExtent l="0" t="0" r="19050" b="18415"/>
-                <wp:wrapSquare wrapText="bothSides"/>
-                <wp:docPr id="1425057776" name="Text Box 2"/>
-                <wp:cNvGraphicFramePr>
-                  <a:graphicFrameLocks xmlns:a="http://schemas.openxmlformats.org/drawingml/2006/main"/>
-                </wp:cNvGraphicFramePr>
-                <a:graphic xmlns:a="http://schemas.openxmlformats.org/drawingml/2006/main">
-                  <a:graphicData uri="http://schemas.microsoft.com/office/word/2010/wordprocessingShape">
-                    <wps:wsp>
-                      <wps:cNvSpPr txBox="1">
-                        <a:spLocks noChangeArrowheads="1"/>
-                      </wps:cNvSpPr>
-                      <wps:spPr bwMode="auto">
-                        <a:xfrm>
-                          <a:off x="0" y="0"/>
-                          <a:ext cx="6229350" cy="1404620"/>
-                        </a:xfrm>
-                        <a:prstGeom prst="rect">
-                          <a:avLst/>
-                        </a:prstGeom>
-                        <a:solidFill>
-                          <a:schemeClr val="tx1"/>
-                        </a:solidFill>
-                        <a:ln w="9525">
-                          <a:solidFill>
-                            <a:srgbClr val="000000"/>
-                          </a:solidFill>
-                          <a:miter lim="800000"/>
-                          <a:headEnd/>
-                          <a:tailEnd/>
-                        </a:ln>
-                      </wps:spPr>
-                      <wps:txbx>
-                        <w:txbxContent>
-                          <w:p>
-                            <w:pPr>
-                              <w:rPr>
-                                <w:rFonts w:ascii="Times New Roman" w:hAnsi="Times New Roman" w:cs="Times New Roman"/>
-                              </w:rPr>
-                            </w:pPr>
-                            <w:r>
-                              <w:rPr>
-                                <w:rFonts w:ascii="Times New Roman" w:hAnsi="Times New Roman" w:cs="Times New Roman"/>
-                              </w:rPr>
-                              <w:t>@router.get("/S-D/{id}",tags=['S &amp; D'],summary="First Way",description="First way to add summary and desc for API")</w:t>
-                            </w:r>
-                          </w:p>
-                        </w:txbxContent>
-                      </wps:txbx>
-                      <wps:bodyPr rot="0" vert="horz" wrap="square" lIns="91440" tIns="45720" rIns="91440" bIns="45720" anchor="t" anchorCtr="0">
-                        <a:spAutoFit/>
-                      </wps:bodyPr>
-                    </wps:wsp>
-                  </a:graphicData>
-                </a:graphic>
-                <wp14:sizeRelH relativeFrom="margin">
-                  <wp14:pctWidth>0</wp14:pctWidth>
-                </wp14:sizeRelH>
-                <wp14:sizeRelV relativeFrom="margin">
-                  <wp14:pctHeight>20000</wp14:pctHeight>
-                </wp14:sizeRelV>
-              </wp:anchor>
-            </w:drawing>
-          </mc:Choice>
-          <mc:Fallback>
-            <w:pict>
-              <v:shape w14:anchorId="262B3043" id="_x0000_s1032" type="#_x0000_t202" style="position:absolute;margin-left:0;margin-top:18.05pt;width:490.5pt;height:110.6pt;z-index:251673600;visibility:visible;mso-wrap-style:square;mso-width-percent:0;mso-height-percent:200;mso-wrap-distance-left:9pt;mso-wrap-distance-top:3.6pt;mso-wrap-distance-right:9pt;mso-wrap-distance-bottom:3.6pt;mso-position-horizontal:absolute;mso-position-horizontal-relative:text;mso-position-vertical:absolute;mso-position-vertical-relative:text;mso-width-percent:0;mso-height-percent:200;mso-width-relative:margin;mso-height-relative:margin;v-text-anchor:top" o:gfxdata="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" fillcolor="black [3213]">
-                <v:textbox style="mso-fit-shape-to-text:t">
-                  <w:txbxContent>
-                    <w:p>
-                      <w:pPr>
-                        <w:rPr>
-                          <w:rFonts w:ascii="Times New Roman" w:hAnsi="Times New Roman" w:cs="Times New Roman"/>
-                        </w:rPr>
-                      </w:pPr>
-                      <w:r>
-                        <w:rPr>
-                          <w:rFonts w:ascii="Times New Roman" w:hAnsi="Times New Roman" w:cs="Times New Roman"/>
-                        </w:rPr>
-                        <w:t>@router.get("/S-D/{id}",tags=['S &amp; D'],summary="First Way",description="First way to add summary and desc for API")</w:t>
-                      </w:r>
-                    </w:p>
-                  </w:txbxContent>
-                </v:textbox>
-                <w10:wrap type="square"/>
-              </v:shape>
-            </w:pict>
-          </mc:Fallback>
-        </mc:AlternateContent>
-      </w:r>
-      <w:r>
-        <w:rPr>
-          <w:rFonts w:ascii="Times New Roman" w:hAnsi="Times New Roman" w:cs="Times New Roman"/>
-          <w:color w:val="auto"/>
-        </w:rPr>
-        <w:br/>
-      </w:r>
       <w:r>
         <w:rPr>
           <w:rFonts w:ascii="Times New Roman" w:hAnsi="Times New Roman" w:cs="Times New Roman"/>
@@ -3049,7 +3462,21 @@
                               <w:rPr>
                                 <w:color w:val="548DD4" w:themeColor="text2" w:themeTint="99"/>
                               </w:rPr>
-                              <w:t>@router.get("/S-D/{id}",tags=['S &amp; D'],summary="First Way",description="First way to add summary and desc for API")</w:t>
+                              <w:t xml:space="preserve">@router.get("/S-D/{id}",tags=['S &amp; D'],summary="First </w:t>
+                            </w:r>
+                            <w:proofErr w:type="spellStart"/>
+                            <w:r>
+                              <w:rPr>
+                                <w:color w:val="548DD4" w:themeColor="text2" w:themeTint="99"/>
+                              </w:rPr>
+                              <w:t>Way",description</w:t>
+                            </w:r>
+                            <w:proofErr w:type="spellEnd"/>
+                            <w:r>
+                              <w:rPr>
+                                <w:color w:val="548DD4" w:themeColor="text2" w:themeTint="99"/>
+                              </w:rPr>
+                              <w:t>="First way to add summary and desc for API")</w:t>
                             </w:r>
                           </w:p>
                         </w:txbxContent>
@@ -3071,7 +3498,7 @@
           </mc:Choice>
           <mc:Fallback>
             <w:pict>
-              <v:shape w14:anchorId="1C42CE4A" id="_x0000_s1033" type="#_x0000_t202" style="position:absolute;margin-left:0;margin-top:18.1pt;width:490.5pt;height:110.6pt;z-index:251675648;visibility:visible;mso-wrap-style:square;mso-width-percent:0;mso-height-percent:200;mso-wrap-distance-left:9pt;mso-wrap-distance-top:3.6pt;mso-wrap-distance-right:9pt;mso-wrap-distance-bottom:3.6pt;mso-position-horizontal:absolute;mso-position-horizontal-relative:text;mso-position-vertical:absolute;mso-position-vertical-relative:text;mso-width-percent:0;mso-height-percent:200;mso-width-relative:margin;mso-height-relative:margin;v-text-anchor:top" o:gfxdata="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" fillcolor="black [3213]">
+              <v:shape w14:anchorId="1C42CE4A" id="_x0000_s1032" type="#_x0000_t202" style="position:absolute;margin-left:0;margin-top:18.1pt;width:490.5pt;height:110.6pt;z-index:251675648;visibility:visible;mso-wrap-style:square;mso-width-percent:0;mso-height-percent:200;mso-wrap-distance-left:9pt;mso-wrap-distance-top:3.6pt;mso-wrap-distance-right:9pt;mso-wrap-distance-bottom:3.6pt;mso-position-horizontal:absolute;mso-position-horizontal-relative:text;mso-position-vertical:absolute;mso-position-vertical-relative:text;mso-width-percent:0;mso-height-percent:200;mso-width-relative:margin;mso-height-relative:margin;v-text-anchor:top" o:gfxdata="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" fillcolor="black [3213]">
                 <v:textbox style="mso-fit-shape-to-text:t">
                   <w:txbxContent>
                     <w:p>
@@ -3084,7 +3511,21 @@
                         <w:rPr>
                           <w:color w:val="548DD4" w:themeColor="text2" w:themeTint="99"/>
                         </w:rPr>
-                        <w:t>@router.get("/S-D/{id}",tags=['S &amp; D'],summary="First Way",description="First way to add summary and desc for API")</w:t>
+                        <w:t xml:space="preserve">@router.get("/S-D/{id}",tags=['S &amp; D'],summary="First </w:t>
+                      </w:r>
+                      <w:proofErr w:type="spellStart"/>
+                      <w:r>
+                        <w:rPr>
+                          <w:color w:val="548DD4" w:themeColor="text2" w:themeTint="99"/>
+                        </w:rPr>
+                        <w:t>Way",description</w:t>
+                      </w:r>
+                      <w:proofErr w:type="spellEnd"/>
+                      <w:r>
+                        <w:rPr>
+                          <w:color w:val="548DD4" w:themeColor="text2" w:themeTint="99"/>
+                        </w:rPr>
+                        <w:t>="First way to add summary and desc for API")</w:t>
                       </w:r>
                     </w:p>
                   </w:txbxContent>
@@ -3108,6 +3549,637 @@
           <w:color w:val="auto"/>
         </w:rPr>
         <w:br/>
+      </w:r>
+      <w:r>
+        <w:rPr>
+          <w:rFonts w:ascii="Times New Roman" w:hAnsi="Times New Roman" w:cs="Times New Roman"/>
+          <w:color w:val="auto"/>
+        </w:rPr>
+        <w:t xml:space="preserve">9. </w:t>
+      </w:r>
+      <w:r>
+        <w:rPr>
+          <w:rFonts w:ascii="Times New Roman" w:hAnsi="Times New Roman" w:cs="Times New Roman"/>
+          <w:color w:val="auto"/>
+        </w:rPr>
+        <w:t>Router in FastAPI</w:t>
+      </w:r>
+    </w:p>
+    <w:p>
+      <w:pPr>
+        <w:pStyle w:val="ListBullet"/>
+        <w:rPr>
+          <w:rFonts w:ascii="Times New Roman" w:hAnsi="Times New Roman" w:cs="Times New Roman"/>
+        </w:rPr>
+      </w:pPr>
+      <w:r>
+        <w:rPr>
+          <w:rFonts w:ascii="Times New Roman" w:eastAsiaTheme="majorEastAsia" w:hAnsi="Times New Roman" w:cs="Times New Roman"/>
+          <w:color w:val="000000" w:themeColor="text1"/>
+        </w:rPr>
+        <w:t>Routers in FastAPI help you organize APIs into modules.</w:t>
+      </w:r>
+    </w:p>
+    <w:p>
+      <w:pPr>
+        <w:pStyle w:val="ListBullet"/>
+        <w:rPr>
+          <w:rFonts w:ascii="Times New Roman" w:hAnsi="Times New Roman" w:cs="Times New Roman"/>
+        </w:rPr>
+      </w:pPr>
+      <w:r>
+        <w:rPr>
+          <w:rFonts w:ascii="Times New Roman" w:hAnsi="Times New Roman" w:cs="Times New Roman"/>
+          <w:color w:val="000000" w:themeColor="text1"/>
+        </w:rPr>
+        <w:t>They make your application clean, maintainable, and scalable—especially when your project grows.</w:t>
+      </w:r>
+    </w:p>
+    <w:p>
+      <w:pPr>
+        <w:pStyle w:val="ListBullet"/>
+        <w:rPr>
+          <w:rFonts w:ascii="Times New Roman" w:hAnsi="Times New Roman" w:cs="Times New Roman"/>
+        </w:rPr>
+      </w:pPr>
+      <w:r>
+        <w:rPr>
+          <w:rFonts w:ascii="Times New Roman" w:hAnsi="Times New Roman" w:cs="Times New Roman"/>
+          <w:color w:val="000000" w:themeColor="text1"/>
+        </w:rPr>
+        <w:t>Think of a router as a separate mini</w:t>
+      </w:r>
+      <w:r>
+        <w:rPr>
+          <w:rFonts w:ascii="Times New Roman" w:hAnsi="Times New Roman" w:cs="Times New Roman"/>
+          <w:color w:val="000000" w:themeColor="text1"/>
+        </w:rPr>
+        <w:noBreakHyphen/>
+        <w:t>application that contains its own paths (GET, POST, PUT, DELETE, etc.) and can be plugged into the main FastAPI app.</w:t>
+      </w:r>
+    </w:p>
+    <w:p>
+      <w:pPr>
+        <w:pStyle w:val="ListBullet"/>
+        <w:numPr>
+          <w:ilvl w:val="0"/>
+          <w:numId w:val="0"/>
+        </w:numPr>
+        <w:ind w:left="360" w:hanging="360"/>
+        <w:rPr>
+          <w:rFonts w:ascii="Times New Roman" w:hAnsi="Times New Roman" w:cs="Times New Roman"/>
+          <w:color w:val="000000" w:themeColor="text1"/>
+        </w:rPr>
+      </w:pPr>
+    </w:p>
+    <w:p>
+      <w:pPr>
+        <w:pStyle w:val="ListBullet"/>
+        <w:numPr>
+          <w:ilvl w:val="0"/>
+          <w:numId w:val="0"/>
+        </w:numPr>
+        <w:ind w:left="360" w:hanging="360"/>
+        <w:rPr>
+          <w:rFonts w:ascii="Times New Roman" w:hAnsi="Times New Roman" w:cs="Times New Roman"/>
+        </w:rPr>
+      </w:pPr>
+      <w:r>
+        <w:rPr>
+          <w:rFonts w:ascii="Times New Roman" w:hAnsi="Times New Roman" w:cs="Times New Roman"/>
+          <w:noProof/>
+        </w:rPr>
+        <mc:AlternateContent>
+          <mc:Choice Requires="wps">
+            <w:drawing>
+              <wp:anchor distT="45720" distB="45720" distL="114300" distR="114300" simplePos="0" relativeHeight="251677696" behindDoc="0" locked="0" layoutInCell="1" allowOverlap="1" wp14:anchorId="583575BE" wp14:editId="15F2E65F">
+                <wp:simplePos x="0" y="0"/>
+                <wp:positionH relativeFrom="column">
+                  <wp:posOffset>0</wp:posOffset>
+                </wp:positionH>
+                <wp:positionV relativeFrom="paragraph">
+                  <wp:posOffset>356235</wp:posOffset>
+                </wp:positionV>
+                <wp:extent cx="6229350" cy="1404620"/>
+                <wp:effectExtent l="0" t="0" r="19050" b="18415"/>
+                <wp:wrapSquare wrapText="bothSides"/>
+                <wp:docPr id="725549861" name="Text Box 2"/>
+                <wp:cNvGraphicFramePr>
+                  <a:graphicFrameLocks xmlns:a="http://schemas.openxmlformats.org/drawingml/2006/main"/>
+                </wp:cNvGraphicFramePr>
+                <a:graphic xmlns:a="http://schemas.openxmlformats.org/drawingml/2006/main">
+                  <a:graphicData uri="http://schemas.microsoft.com/office/word/2010/wordprocessingShape">
+                    <wps:wsp>
+                      <wps:cNvSpPr txBox="1">
+                        <a:spLocks noChangeArrowheads="1"/>
+                      </wps:cNvSpPr>
+                      <wps:spPr bwMode="auto">
+                        <a:xfrm>
+                          <a:off x="0" y="0"/>
+                          <a:ext cx="6229350" cy="1404620"/>
+                        </a:xfrm>
+                        <a:prstGeom prst="rect">
+                          <a:avLst/>
+                        </a:prstGeom>
+                        <a:solidFill>
+                          <a:schemeClr val="tx1"/>
+                        </a:solidFill>
+                        <a:ln w="9525">
+                          <a:solidFill>
+                            <a:srgbClr val="000000"/>
+                          </a:solidFill>
+                          <a:miter lim="800000"/>
+                          <a:headEnd/>
+                          <a:tailEnd/>
+                        </a:ln>
+                      </wps:spPr>
+                      <wps:txbx>
+                        <w:txbxContent>
+                          <w:p>
+                            <w:pPr>
+                              <w:rPr>
+                                <w:rFonts w:ascii="Times New Roman" w:hAnsi="Times New Roman" w:cs="Times New Roman"/>
+                              </w:rPr>
+                            </w:pPr>
+                            <w:r>
+                              <w:rPr>
+                                <w:rFonts w:ascii="Times New Roman" w:hAnsi="Times New Roman" w:cs="Times New Roman"/>
+                              </w:rPr>
+                              <w:t xml:space="preserve">from fastapi import </w:t>
+                            </w:r>
+                            <w:proofErr w:type="spellStart"/>
+                            <w:r>
+                              <w:rPr>
+                                <w:rFonts w:ascii="Times New Roman" w:hAnsi="Times New Roman" w:cs="Times New Roman"/>
+                              </w:rPr>
+                              <w:t>APIRouter</w:t>
+                            </w:r>
+                            <w:proofErr w:type="spellEnd"/>
+                          </w:p>
+                          <w:p>
+                            <w:pPr>
+                              <w:rPr>
+                                <w:rFonts w:ascii="Times New Roman" w:hAnsi="Times New Roman" w:cs="Times New Roman"/>
+                              </w:rPr>
+                            </w:pPr>
+                            <w:r>
+                              <w:rPr>
+                                <w:rFonts w:ascii="Times New Roman" w:hAnsi="Times New Roman" w:cs="Times New Roman"/>
+                              </w:rPr>
+                              <w:t xml:space="preserve">router = </w:t>
+                            </w:r>
+                            <w:proofErr w:type="spellStart"/>
+                            <w:r>
+                              <w:rPr>
+                                <w:rFonts w:ascii="Times New Roman" w:hAnsi="Times New Roman" w:cs="Times New Roman"/>
+                              </w:rPr>
+                              <w:t>APIRouter</w:t>
+                            </w:r>
+                            <w:proofErr w:type="spellEnd"/>
+                            <w:r>
+                              <w:rPr>
+                                <w:rFonts w:ascii="Times New Roman" w:hAnsi="Times New Roman" w:cs="Times New Roman"/>
+                              </w:rPr>
+                              <w:t>()</w:t>
+                            </w:r>
+                          </w:p>
+                          <w:p>
+                            <w:pPr>
+                              <w:rPr>
+                                <w:rFonts w:ascii="Times New Roman" w:hAnsi="Times New Roman" w:cs="Times New Roman"/>
+                              </w:rPr>
+                            </w:pPr>
+                            <w:r>
+                              <w:rPr>
+                                <w:rFonts w:ascii="Times New Roman" w:hAnsi="Times New Roman" w:cs="Times New Roman"/>
+                              </w:rPr>
+                              <w:t>@router.get("/hello")</w:t>
+                            </w:r>
+                          </w:p>
+                          <w:p>
+                            <w:pPr>
+                              <w:rPr>
+                                <w:rFonts w:ascii="Times New Roman" w:hAnsi="Times New Roman" w:cs="Times New Roman"/>
+                              </w:rPr>
+                            </w:pPr>
+                            <w:r>
+                              <w:rPr>
+                                <w:rFonts w:ascii="Times New Roman" w:hAnsi="Times New Roman" w:cs="Times New Roman"/>
+                              </w:rPr>
+                              <w:t xml:space="preserve">def </w:t>
+                            </w:r>
+                            <w:proofErr w:type="spellStart"/>
+                            <w:r>
+                              <w:rPr>
+                                <w:rFonts w:ascii="Times New Roman" w:hAnsi="Times New Roman" w:cs="Times New Roman"/>
+                              </w:rPr>
+                              <w:t>say_hello</w:t>
+                            </w:r>
+                            <w:proofErr w:type="spellEnd"/>
+                            <w:r>
+                              <w:rPr>
+                                <w:rFonts w:ascii="Times New Roman" w:hAnsi="Times New Roman" w:cs="Times New Roman"/>
+                              </w:rPr>
+                              <w:t>():</w:t>
+                            </w:r>
+                          </w:p>
+                          <w:p>
+                            <w:pPr>
+                              <w:rPr>
+                                <w:rFonts w:ascii="Times New Roman" w:hAnsi="Times New Roman" w:cs="Times New Roman"/>
+                              </w:rPr>
+                            </w:pPr>
+                            <w:r>
+                              <w:rPr>
+                                <w:rFonts w:ascii="Times New Roman" w:hAnsi="Times New Roman" w:cs="Times New Roman"/>
+                              </w:rPr>
+                              <w:t>    return {"message": "Hello from Router"}</w:t>
+                            </w:r>
+                          </w:p>
+                        </w:txbxContent>
+                      </wps:txbx>
+                      <wps:bodyPr rot="0" vert="horz" wrap="square" lIns="91440" tIns="45720" rIns="91440" bIns="45720" anchor="t" anchorCtr="0">
+                        <a:spAutoFit/>
+                      </wps:bodyPr>
+                    </wps:wsp>
+                  </a:graphicData>
+                </a:graphic>
+                <wp14:sizeRelH relativeFrom="margin">
+                  <wp14:pctWidth>0</wp14:pctWidth>
+                </wp14:sizeRelH>
+                <wp14:sizeRelV relativeFrom="margin">
+                  <wp14:pctHeight>20000</wp14:pctHeight>
+                </wp14:sizeRelV>
+              </wp:anchor>
+            </w:drawing>
+          </mc:Choice>
+          <mc:Fallback>
+            <w:pict>
+              <v:shape w14:anchorId="583575BE" id="_x0000_s1033" type="#_x0000_t202" style="position:absolute;left:0;text-align:left;margin-left:0;margin-top:28.05pt;width:490.5pt;height:110.6pt;z-index:251677696;visibility:visible;mso-wrap-style:square;mso-width-percent:0;mso-height-percent:200;mso-wrap-distance-left:9pt;mso-wrap-distance-top:3.6pt;mso-wrap-distance-right:9pt;mso-wrap-distance-bottom:3.6pt;mso-position-horizontal:absolute;mso-position-horizontal-relative:text;mso-position-vertical:absolute;mso-position-vertical-relative:text;mso-width-percent:0;mso-height-percent:200;mso-width-relative:margin;mso-height-relative:margin;v-text-anchor:top" o:gfxdata="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" fillcolor="black [3213]">
+                <v:textbox style="mso-fit-shape-to-text:t">
+                  <w:txbxContent>
+                    <w:p>
+                      <w:pPr>
+                        <w:rPr>
+                          <w:rFonts w:ascii="Times New Roman" w:hAnsi="Times New Roman" w:cs="Times New Roman"/>
+                        </w:rPr>
+                      </w:pPr>
+                      <w:r>
+                        <w:rPr>
+                          <w:rFonts w:ascii="Times New Roman" w:hAnsi="Times New Roman" w:cs="Times New Roman"/>
+                        </w:rPr>
+                        <w:t xml:space="preserve">from fastapi import </w:t>
+                      </w:r>
+                      <w:proofErr w:type="spellStart"/>
+                      <w:r>
+                        <w:rPr>
+                          <w:rFonts w:ascii="Times New Roman" w:hAnsi="Times New Roman" w:cs="Times New Roman"/>
+                        </w:rPr>
+                        <w:t>APIRouter</w:t>
+                      </w:r>
+                      <w:proofErr w:type="spellEnd"/>
+                    </w:p>
+                    <w:p>
+                      <w:pPr>
+                        <w:rPr>
+                          <w:rFonts w:ascii="Times New Roman" w:hAnsi="Times New Roman" w:cs="Times New Roman"/>
+                        </w:rPr>
+                      </w:pPr>
+                      <w:r>
+                        <w:rPr>
+                          <w:rFonts w:ascii="Times New Roman" w:hAnsi="Times New Roman" w:cs="Times New Roman"/>
+                        </w:rPr>
+                        <w:t xml:space="preserve">router = </w:t>
+                      </w:r>
+                      <w:proofErr w:type="spellStart"/>
+                      <w:r>
+                        <w:rPr>
+                          <w:rFonts w:ascii="Times New Roman" w:hAnsi="Times New Roman" w:cs="Times New Roman"/>
+                        </w:rPr>
+                        <w:t>APIRouter</w:t>
+                      </w:r>
+                      <w:proofErr w:type="spellEnd"/>
+                      <w:r>
+                        <w:rPr>
+                          <w:rFonts w:ascii="Times New Roman" w:hAnsi="Times New Roman" w:cs="Times New Roman"/>
+                        </w:rPr>
+                        <w:t>()</w:t>
+                      </w:r>
+                    </w:p>
+                    <w:p>
+                      <w:pPr>
+                        <w:rPr>
+                          <w:rFonts w:ascii="Times New Roman" w:hAnsi="Times New Roman" w:cs="Times New Roman"/>
+                        </w:rPr>
+                      </w:pPr>
+                      <w:r>
+                        <w:rPr>
+                          <w:rFonts w:ascii="Times New Roman" w:hAnsi="Times New Roman" w:cs="Times New Roman"/>
+                        </w:rPr>
+                        <w:t>@router.get("/hello")</w:t>
+                      </w:r>
+                    </w:p>
+                    <w:p>
+                      <w:pPr>
+                        <w:rPr>
+                          <w:rFonts w:ascii="Times New Roman" w:hAnsi="Times New Roman" w:cs="Times New Roman"/>
+                        </w:rPr>
+                      </w:pPr>
+                      <w:r>
+                        <w:rPr>
+                          <w:rFonts w:ascii="Times New Roman" w:hAnsi="Times New Roman" w:cs="Times New Roman"/>
+                        </w:rPr>
+                        <w:t xml:space="preserve">def </w:t>
+                      </w:r>
+                      <w:proofErr w:type="spellStart"/>
+                      <w:r>
+                        <w:rPr>
+                          <w:rFonts w:ascii="Times New Roman" w:hAnsi="Times New Roman" w:cs="Times New Roman"/>
+                        </w:rPr>
+                        <w:t>say_hello</w:t>
+                      </w:r>
+                      <w:proofErr w:type="spellEnd"/>
+                      <w:r>
+                        <w:rPr>
+                          <w:rFonts w:ascii="Times New Roman" w:hAnsi="Times New Roman" w:cs="Times New Roman"/>
+                        </w:rPr>
+                        <w:t>():</w:t>
+                      </w:r>
+                    </w:p>
+                    <w:p>
+                      <w:pPr>
+                        <w:rPr>
+                          <w:rFonts w:ascii="Times New Roman" w:hAnsi="Times New Roman" w:cs="Times New Roman"/>
+                        </w:rPr>
+                      </w:pPr>
+                      <w:r>
+                        <w:rPr>
+                          <w:rFonts w:ascii="Times New Roman" w:hAnsi="Times New Roman" w:cs="Times New Roman"/>
+                        </w:rPr>
+                        <w:t>    return {"message": "Hello from Router"}</w:t>
+                      </w:r>
+                    </w:p>
+                  </w:txbxContent>
+                </v:textbox>
+                <w10:wrap type="square"/>
+              </v:shape>
+            </w:pict>
+          </mc:Fallback>
+        </mc:AlternateContent>
+      </w:r>
+    </w:p>
+    <w:p>
+      <w:pPr>
+        <w:pStyle w:val="Heading3"/>
+        <w:rPr>
+          <w:rFonts w:ascii="Times New Roman" w:hAnsi="Times New Roman" w:cs="Times New Roman"/>
+          <w:color w:val="auto"/>
+        </w:rPr>
+      </w:pPr>
+    </w:p>
+    <w:p>
+      <w:r>
+        <w:rPr>
+          <w:rFonts w:ascii="Times New Roman" w:hAnsi="Times New Roman" w:cs="Times New Roman"/>
+          <w:noProof/>
+        </w:rPr>
+        <mc:AlternateContent>
+          <mc:Choice Requires="wps">
+            <w:drawing>
+              <wp:anchor distT="45720" distB="45720" distL="114300" distR="114300" simplePos="0" relativeHeight="251679744" behindDoc="0" locked="0" layoutInCell="1" allowOverlap="1" wp14:anchorId="7EF4FD6C" wp14:editId="17AB09D4">
+                <wp:simplePos x="0" y="0"/>
+                <wp:positionH relativeFrom="column">
+                  <wp:posOffset>0</wp:posOffset>
+                </wp:positionH>
+                <wp:positionV relativeFrom="paragraph">
+                  <wp:posOffset>362585</wp:posOffset>
+                </wp:positionV>
+                <wp:extent cx="6229350" cy="1404620"/>
+                <wp:effectExtent l="0" t="0" r="19050" b="18415"/>
+                <wp:wrapSquare wrapText="bothSides"/>
+                <wp:docPr id="35853312" name="Text Box 2"/>
+                <wp:cNvGraphicFramePr>
+                  <a:graphicFrameLocks xmlns:a="http://schemas.openxmlformats.org/drawingml/2006/main"/>
+                </wp:cNvGraphicFramePr>
+                <a:graphic xmlns:a="http://schemas.openxmlformats.org/drawingml/2006/main">
+                  <a:graphicData uri="http://schemas.microsoft.com/office/word/2010/wordprocessingShape">
+                    <wps:wsp>
+                      <wps:cNvSpPr txBox="1">
+                        <a:spLocks noChangeArrowheads="1"/>
+                      </wps:cNvSpPr>
+                      <wps:spPr bwMode="auto">
+                        <a:xfrm>
+                          <a:off x="0" y="0"/>
+                          <a:ext cx="6229350" cy="1404620"/>
+                        </a:xfrm>
+                        <a:prstGeom prst="rect">
+                          <a:avLst/>
+                        </a:prstGeom>
+                        <a:solidFill>
+                          <a:schemeClr val="tx1"/>
+                        </a:solidFill>
+                        <a:ln w="9525">
+                          <a:solidFill>
+                            <a:srgbClr val="000000"/>
+                          </a:solidFill>
+                          <a:miter lim="800000"/>
+                          <a:headEnd/>
+                          <a:tailEnd/>
+                        </a:ln>
+                      </wps:spPr>
+                      <wps:txbx>
+                        <w:txbxContent>
+                          <w:p>
+                            <w:pPr>
+                              <w:rPr>
+                                <w:rFonts w:ascii="Times New Roman" w:hAnsi="Times New Roman" w:cs="Times New Roman"/>
+                              </w:rPr>
+                            </w:pPr>
+                            <w:r>
+                              <w:rPr>
+                                <w:rFonts w:ascii="Times New Roman" w:hAnsi="Times New Roman" w:cs="Times New Roman"/>
+                              </w:rPr>
+                              <w:t>from fastapi import FastAPI</w:t>
+                            </w:r>
+                          </w:p>
+                          <w:p>
+                            <w:pPr>
+                              <w:rPr>
+                                <w:rFonts w:ascii="Times New Roman" w:hAnsi="Times New Roman" w:cs="Times New Roman"/>
+                              </w:rPr>
+                            </w:pPr>
+                            <w:r>
+                              <w:rPr>
+                                <w:rFonts w:ascii="Times New Roman" w:hAnsi="Times New Roman" w:cs="Times New Roman"/>
+                              </w:rPr>
+                              <w:t xml:space="preserve">from </w:t>
+                            </w:r>
+                            <w:proofErr w:type="spellStart"/>
+                            <w:r>
+                              <w:rPr>
+                                <w:rFonts w:ascii="Times New Roman" w:hAnsi="Times New Roman" w:cs="Times New Roman"/>
+                              </w:rPr>
+                              <w:t>router_file</w:t>
+                            </w:r>
+                            <w:proofErr w:type="spellEnd"/>
+                            <w:r>
+                              <w:rPr>
+                                <w:rFonts w:ascii="Times New Roman" w:hAnsi="Times New Roman" w:cs="Times New Roman"/>
+                              </w:rPr>
+                              <w:t xml:space="preserve"> import router</w:t>
+                            </w:r>
+                          </w:p>
+                          <w:p>
+                            <w:pPr>
+                              <w:rPr>
+                                <w:rFonts w:ascii="Times New Roman" w:hAnsi="Times New Roman" w:cs="Times New Roman"/>
+                              </w:rPr>
+                            </w:pPr>
+                          </w:p>
+                          <w:p>
+                            <w:pPr>
+                              <w:rPr>
+                                <w:rFonts w:ascii="Times New Roman" w:hAnsi="Times New Roman" w:cs="Times New Roman"/>
+                              </w:rPr>
+                            </w:pPr>
+                            <w:r>
+                              <w:rPr>
+                                <w:rFonts w:ascii="Times New Roman" w:hAnsi="Times New Roman" w:cs="Times New Roman"/>
+                              </w:rPr>
+                              <w:t>app = FastAPI()</w:t>
+                            </w:r>
+                          </w:p>
+                          <w:p>
+                            <w:pPr>
+                              <w:rPr>
+                                <w:rFonts w:ascii="Times New Roman" w:hAnsi="Times New Roman" w:cs="Times New Roman"/>
+                              </w:rPr>
+                            </w:pPr>
+                            <w:proofErr w:type="spellStart"/>
+                            <w:r>
+                              <w:rPr>
+                                <w:rFonts w:ascii="Times New Roman" w:hAnsi="Times New Roman" w:cs="Times New Roman"/>
+                              </w:rPr>
+                              <w:t>app.include_router</w:t>
+                            </w:r>
+                            <w:proofErr w:type="spellEnd"/>
+                            <w:r>
+                              <w:rPr>
+                                <w:rFonts w:ascii="Times New Roman" w:hAnsi="Times New Roman" w:cs="Times New Roman"/>
+                              </w:rPr>
+                              <w:t>(router)</w:t>
+                            </w:r>
+                          </w:p>
+                        </w:txbxContent>
+                      </wps:txbx>
+                      <wps:bodyPr rot="0" vert="horz" wrap="square" lIns="91440" tIns="45720" rIns="91440" bIns="45720" anchor="t" anchorCtr="0">
+                        <a:spAutoFit/>
+                      </wps:bodyPr>
+                    </wps:wsp>
+                  </a:graphicData>
+                </a:graphic>
+                <wp14:sizeRelH relativeFrom="margin">
+                  <wp14:pctWidth>0</wp14:pctWidth>
+                </wp14:sizeRelH>
+                <wp14:sizeRelV relativeFrom="margin">
+                  <wp14:pctHeight>20000</wp14:pctHeight>
+                </wp14:sizeRelV>
+              </wp:anchor>
+            </w:drawing>
+          </mc:Choice>
+          <mc:Fallback>
+            <w:pict>
+              <v:shape w14:anchorId="7EF4FD6C" id="_x0000_s1034" type="#_x0000_t202" style="position:absolute;margin-left:0;margin-top:28.55pt;width:490.5pt;height:110.6pt;z-index:251679744;visibility:visible;mso-wrap-style:square;mso-width-percent:0;mso-height-percent:200;mso-wrap-distance-left:9pt;mso-wrap-distance-top:3.6pt;mso-wrap-distance-right:9pt;mso-wrap-distance-bottom:3.6pt;mso-position-horizontal:absolute;mso-position-horizontal-relative:text;mso-position-vertical:absolute;mso-position-vertical-relative:text;mso-width-percent:0;mso-height-percent:200;mso-width-relative:margin;mso-height-relative:margin;v-text-anchor:top" o:gfxdata="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" fillcolor="black [3213]">
+                <v:textbox style="mso-fit-shape-to-text:t">
+                  <w:txbxContent>
+                    <w:p>
+                      <w:pPr>
+                        <w:rPr>
+                          <w:rFonts w:ascii="Times New Roman" w:hAnsi="Times New Roman" w:cs="Times New Roman"/>
+                        </w:rPr>
+                      </w:pPr>
+                      <w:r>
+                        <w:rPr>
+                          <w:rFonts w:ascii="Times New Roman" w:hAnsi="Times New Roman" w:cs="Times New Roman"/>
+                        </w:rPr>
+                        <w:t>from fastapi import FastAPI</w:t>
+                      </w:r>
+                    </w:p>
+                    <w:p>
+                      <w:pPr>
+                        <w:rPr>
+                          <w:rFonts w:ascii="Times New Roman" w:hAnsi="Times New Roman" w:cs="Times New Roman"/>
+                        </w:rPr>
+                      </w:pPr>
+                      <w:r>
+                        <w:rPr>
+                          <w:rFonts w:ascii="Times New Roman" w:hAnsi="Times New Roman" w:cs="Times New Roman"/>
+                        </w:rPr>
+                        <w:t xml:space="preserve">from </w:t>
+                      </w:r>
+                      <w:proofErr w:type="spellStart"/>
+                      <w:r>
+                        <w:rPr>
+                          <w:rFonts w:ascii="Times New Roman" w:hAnsi="Times New Roman" w:cs="Times New Roman"/>
+                        </w:rPr>
+                        <w:t>router_file</w:t>
+                      </w:r>
+                      <w:proofErr w:type="spellEnd"/>
+                      <w:r>
+                        <w:rPr>
+                          <w:rFonts w:ascii="Times New Roman" w:hAnsi="Times New Roman" w:cs="Times New Roman"/>
+                        </w:rPr>
+                        <w:t xml:space="preserve"> import router</w:t>
+                      </w:r>
+                    </w:p>
+                    <w:p>
+                      <w:pPr>
+                        <w:rPr>
+                          <w:rFonts w:ascii="Times New Roman" w:hAnsi="Times New Roman" w:cs="Times New Roman"/>
+                        </w:rPr>
+                      </w:pPr>
+                    </w:p>
+                    <w:p>
+                      <w:pPr>
+                        <w:rPr>
+                          <w:rFonts w:ascii="Times New Roman" w:hAnsi="Times New Roman" w:cs="Times New Roman"/>
+                        </w:rPr>
+                      </w:pPr>
+                      <w:r>
+                        <w:rPr>
+                          <w:rFonts w:ascii="Times New Roman" w:hAnsi="Times New Roman" w:cs="Times New Roman"/>
+                        </w:rPr>
+                        <w:t>app = FastAPI()</w:t>
+                      </w:r>
+                    </w:p>
+                    <w:p>
+                      <w:pPr>
+                        <w:rPr>
+                          <w:rFonts w:ascii="Times New Roman" w:hAnsi="Times New Roman" w:cs="Times New Roman"/>
+                        </w:rPr>
+                      </w:pPr>
+                      <w:proofErr w:type="spellStart"/>
+                      <w:r>
+                        <w:rPr>
+                          <w:rFonts w:ascii="Times New Roman" w:hAnsi="Times New Roman" w:cs="Times New Roman"/>
+                        </w:rPr>
+                        <w:t>app.include_router</w:t>
+                      </w:r>
+                      <w:proofErr w:type="spellEnd"/>
+                      <w:r>
+                        <w:rPr>
+                          <w:rFonts w:ascii="Times New Roman" w:hAnsi="Times New Roman" w:cs="Times New Roman"/>
+                        </w:rPr>
+                        <w:t>(router)</w:t>
+                      </w:r>
+                    </w:p>
+                  </w:txbxContent>
+                </v:textbox>
+                <w10:wrap type="square"/>
+              </v:shape>
+            </w:pict>
+          </mc:Fallback>
+        </mc:AlternateContent>
       </w:r>
     </w:p>
     <w:sectPr>
@@ -3281,7 +4353,7 @@
   <w:abstractNum w:abstractNumId="8" w15:restartNumberingAfterBreak="0">
     <w:nsid w:val="FFFFFF89"/>
     <w:multiLevelType w:val="singleLevel"/>
-    <w:tmpl w:val="4EEC2D30"/>
+    <w:tmpl w:val="7DC2FBF0"/>
     <w:lvl w:ilvl="0">
       <w:start w:val="1"/>
       <w:numFmt w:val="bullet"/>
@@ -3445,6 +4517,119 @@
       <w:rPr>
         <w:rFonts w:ascii="Wingdings" w:hAnsi="Wingdings" w:hint="default"/>
         <w:sz w:val="20"/>
+      </w:rPr>
+    </w:lvl>
+  </w:abstractNum>
+  <w:abstractNum w:abstractNumId="10" w15:restartNumberingAfterBreak="0">
+    <w:nsid w:val="50D536C9"/>
+    <w:multiLevelType w:val="hybridMultilevel"/>
+    <w:tmpl w:val="1C788490"/>
+    <w:lvl w:ilvl="0" w:tplc="04090001">
+      <w:start w:val="1"/>
+      <w:numFmt w:val="bullet"/>
+      <w:lvlText w:val=""/>
+      <w:lvlJc w:val="left"/>
+      <w:pPr>
+        <w:ind w:left="720" w:hanging="360"/>
+      </w:pPr>
+      <w:rPr>
+        <w:rFonts w:ascii="Symbol" w:hAnsi="Symbol" w:hint="default"/>
+      </w:rPr>
+    </w:lvl>
+    <w:lvl w:ilvl="1" w:tplc="04090003" w:tentative="1">
+      <w:start w:val="1"/>
+      <w:numFmt w:val="bullet"/>
+      <w:lvlText w:val="o"/>
+      <w:lvlJc w:val="left"/>
+      <w:pPr>
+        <w:ind w:left="1440" w:hanging="360"/>
+      </w:pPr>
+      <w:rPr>
+        <w:rFonts w:ascii="Courier New" w:hAnsi="Courier New" w:cs="Courier New" w:hint="default"/>
+      </w:rPr>
+    </w:lvl>
+    <w:lvl w:ilvl="2" w:tplc="04090005" w:tentative="1">
+      <w:start w:val="1"/>
+      <w:numFmt w:val="bullet"/>
+      <w:lvlText w:val=""/>
+      <w:lvlJc w:val="left"/>
+      <w:pPr>
+        <w:ind w:left="2160" w:hanging="360"/>
+      </w:pPr>
+      <w:rPr>
+        <w:rFonts w:ascii="Wingdings" w:hAnsi="Wingdings" w:hint="default"/>
+      </w:rPr>
+    </w:lvl>
+    <w:lvl w:ilvl="3" w:tplc="04090001" w:tentative="1">
+      <w:start w:val="1"/>
+      <w:numFmt w:val="bullet"/>
+      <w:lvlText w:val=""/>
+      <w:lvlJc w:val="left"/>
+      <w:pPr>
+        <w:ind w:left="2880" w:hanging="360"/>
+      </w:pPr>
+      <w:rPr>
+        <w:rFonts w:ascii="Symbol" w:hAnsi="Symbol" w:hint="default"/>
+      </w:rPr>
+    </w:lvl>
+    <w:lvl w:ilvl="4" w:tplc="04090003" w:tentative="1">
+      <w:start w:val="1"/>
+      <w:numFmt w:val="bullet"/>
+      <w:lvlText w:val="o"/>
+      <w:lvlJc w:val="left"/>
+      <w:pPr>
+        <w:ind w:left="3600" w:hanging="360"/>
+      </w:pPr>
+      <w:rPr>
+        <w:rFonts w:ascii="Courier New" w:hAnsi="Courier New" w:cs="Courier New" w:hint="default"/>
+      </w:rPr>
+    </w:lvl>
+    <w:lvl w:ilvl="5" w:tplc="04090005" w:tentative="1">
+      <w:start w:val="1"/>
+      <w:numFmt w:val="bullet"/>
+      <w:lvlText w:val=""/>
+      <w:lvlJc w:val="left"/>
+      <w:pPr>
+        <w:ind w:left="4320" w:hanging="360"/>
+      </w:pPr>
+      <w:rPr>
+        <w:rFonts w:ascii="Wingdings" w:hAnsi="Wingdings" w:hint="default"/>
+      </w:rPr>
+    </w:lvl>
+    <w:lvl w:ilvl="6" w:tplc="04090001" w:tentative="1">
+      <w:start w:val="1"/>
+      <w:numFmt w:val="bullet"/>
+      <w:lvlText w:val=""/>
+      <w:lvlJc w:val="left"/>
+      <w:pPr>
+        <w:ind w:left="5040" w:hanging="360"/>
+      </w:pPr>
+      <w:rPr>
+        <w:rFonts w:ascii="Symbol" w:hAnsi="Symbol" w:hint="default"/>
+      </w:rPr>
+    </w:lvl>
+    <w:lvl w:ilvl="7" w:tplc="04090003" w:tentative="1">
+      <w:start w:val="1"/>
+      <w:numFmt w:val="bullet"/>
+      <w:lvlText w:val="o"/>
+      <w:lvlJc w:val="left"/>
+      <w:pPr>
+        <w:ind w:left="5760" w:hanging="360"/>
+      </w:pPr>
+      <w:rPr>
+        <w:rFonts w:ascii="Courier New" w:hAnsi="Courier New" w:cs="Courier New" w:hint="default"/>
+      </w:rPr>
+    </w:lvl>
+    <w:lvl w:ilvl="8" w:tplc="04090005" w:tentative="1">
+      <w:start w:val="1"/>
+      <w:numFmt w:val="bullet"/>
+      <w:lvlText w:val=""/>
+      <w:lvlJc w:val="left"/>
+      <w:pPr>
+        <w:ind w:left="6480" w:hanging="360"/>
+      </w:pPr>
+      <w:rPr>
+        <w:rFonts w:ascii="Wingdings" w:hAnsi="Wingdings" w:hint="default"/>
       </w:rPr>
     </w:lvl>
   </w:abstractNum>
@@ -3477,6 +4662,9 @@
   </w:num>
   <w:num w:numId="10" w16cid:durableId="1701708253">
     <w:abstractNumId w:val="9"/>
+  </w:num>
+  <w:num w:numId="11" w16cid:durableId="598758604">
+    <w:abstractNumId w:val="10"/>
   </w:num>
 </w:numbering>
 </file>

--- a/FastAPI_1_Notes.docx
+++ b/FastAPI_1_Notes.docx
@@ -127,7 +127,21 @@
         <w:rPr>
           <w:rFonts w:ascii="Times New Roman" w:hAnsi="Times New Roman" w:cs="Times New Roman"/>
         </w:rPr>
-        <w:t>Interactive API documentation available instantly.</w:t>
+        <w:t xml:space="preserve">Interactive API documentation </w:t>
+      </w:r>
+      <w:proofErr w:type="gramStart"/>
+      <w:r>
+        <w:rPr>
+          <w:rFonts w:ascii="Times New Roman" w:hAnsi="Times New Roman" w:cs="Times New Roman"/>
+        </w:rPr>
+        <w:t>available</w:t>
+      </w:r>
+      <w:proofErr w:type="gramEnd"/>
+      <w:r>
+        <w:rPr>
+          <w:rFonts w:ascii="Times New Roman" w:hAnsi="Times New Roman" w:cs="Times New Roman"/>
+        </w:rPr>
+        <w:t xml:space="preserve"> instantly.</w:t>
       </w:r>
     </w:p>
     <w:p>
@@ -197,7 +211,21 @@
         <w:rPr>
           <w:rFonts w:ascii="Times New Roman" w:hAnsi="Times New Roman" w:cs="Times New Roman"/>
         </w:rPr>
-        <w:t>One of the fastest Python frameworks due to ASGI.</w:t>
+        <w:t xml:space="preserve">One of the fastest Python frameworks </w:t>
+      </w:r>
+      <w:proofErr w:type="gramStart"/>
+      <w:r>
+        <w:rPr>
+          <w:rFonts w:ascii="Times New Roman" w:hAnsi="Times New Roman" w:cs="Times New Roman"/>
+        </w:rPr>
+        <w:t>due</w:t>
+      </w:r>
+      <w:proofErr w:type="gramEnd"/>
+      <w:r>
+        <w:rPr>
+          <w:rFonts w:ascii="Times New Roman" w:hAnsi="Times New Roman" w:cs="Times New Roman"/>
+        </w:rPr>
+        <w:t xml:space="preserve"> to ASGI.</w:t>
       </w:r>
     </w:p>
     <w:p>
@@ -309,7 +337,21 @@
         <w:rPr>
           <w:rFonts w:ascii="Times New Roman" w:hAnsi="Times New Roman" w:cs="Times New Roman"/>
         </w:rPr>
-        <w:t>Learning curve slightly higher for beginners.</w:t>
+        <w:t xml:space="preserve">Learning </w:t>
+      </w:r>
+      <w:proofErr w:type="gramStart"/>
+      <w:r>
+        <w:rPr>
+          <w:rFonts w:ascii="Times New Roman" w:hAnsi="Times New Roman" w:cs="Times New Roman"/>
+        </w:rPr>
+        <w:t>curve</w:t>
+      </w:r>
+      <w:proofErr w:type="gramEnd"/>
+      <w:r>
+        <w:rPr>
+          <w:rFonts w:ascii="Times New Roman" w:hAnsi="Times New Roman" w:cs="Times New Roman"/>
+        </w:rPr>
+        <w:t xml:space="preserve"> slightly higher for beginners.</w:t>
       </w:r>
     </w:p>
     <w:p>
@@ -1546,19 +1588,11 @@
                               </w:rPr>
                               <w:t>    return f"Hii, I'm {speed}x Fast, {speed}</w:t>
                             </w:r>
-                            <w:proofErr w:type="spellStart"/>
                             <w:r>
                               <w:rPr>
                                 <w:rFonts w:ascii="Times New Roman" w:hAnsi="Times New Roman" w:cs="Times New Roman"/>
                               </w:rPr>
-                              <w:t>xFastAPI</w:t>
-                            </w:r>
-                            <w:proofErr w:type="spellEnd"/>
-                            <w:r>
-                              <w:rPr>
-                                <w:rFonts w:ascii="Times New Roman" w:hAnsi="Times New Roman" w:cs="Times New Roman"/>
-                              </w:rPr>
-                              <w:t>"</w:t>
+                              <w:t>xFastAPI"</w:t>
                             </w:r>
                           </w:p>
                         </w:txbxContent>
@@ -1623,19 +1657,11 @@
                         </w:rPr>
                         <w:t>    return f"Hii, I'm {speed}x Fast, {speed}</w:t>
                       </w:r>
-                      <w:proofErr w:type="spellStart"/>
                       <w:r>
                         <w:rPr>
                           <w:rFonts w:ascii="Times New Roman" w:hAnsi="Times New Roman" w:cs="Times New Roman"/>
                         </w:rPr>
-                        <w:t>xFastAPI</w:t>
-                      </w:r>
-                      <w:proofErr w:type="spellEnd"/>
-                      <w:r>
-                        <w:rPr>
-                          <w:rFonts w:ascii="Times New Roman" w:hAnsi="Times New Roman" w:cs="Times New Roman"/>
-                        </w:rPr>
-                        <w:t>"</w:t>
+                        <w:t>xFastAPI"</w:t>
                       </w:r>
                     </w:p>
                   </w:txbxContent>
@@ -1686,7 +1712,21 @@
         <w:rPr>
           <w:rFonts w:ascii="Times New Roman" w:hAnsi="Times New Roman" w:cs="Times New Roman"/>
         </w:rPr>
-        <w:t>Appear after ? in URL.</w:t>
+        <w:t xml:space="preserve">Appear </w:t>
+      </w:r>
+      <w:proofErr w:type="gramStart"/>
+      <w:r>
+        <w:rPr>
+          <w:rFonts w:ascii="Times New Roman" w:hAnsi="Times New Roman" w:cs="Times New Roman"/>
+        </w:rPr>
+        <w:t>after ?</w:t>
+      </w:r>
+      <w:proofErr w:type="gramEnd"/>
+      <w:r>
+        <w:rPr>
+          <w:rFonts w:ascii="Times New Roman" w:hAnsi="Times New Roman" w:cs="Times New Roman"/>
+        </w:rPr>
+        <w:t xml:space="preserve"> in URL.</w:t>
       </w:r>
     </w:p>
     <w:p>
@@ -2092,33 +2132,11 @@
                               </w:rPr>
                               <w:t xml:space="preserve">def </w:t>
                             </w:r>
-                            <w:proofErr w:type="spellStart"/>
                             <w:r>
                               <w:rPr>
                                 <w:rFonts w:ascii="Times New Roman" w:hAnsi="Times New Roman" w:cs="Times New Roman"/>
                               </w:rPr>
-                              <w:t>nofound</w:t>
-                            </w:r>
-                            <w:proofErr w:type="spellEnd"/>
-                            <w:r>
-                              <w:rPr>
-                                <w:rFonts w:ascii="Times New Roman" w:hAnsi="Times New Roman" w:cs="Times New Roman"/>
-                              </w:rPr>
-                              <w:t>(</w:t>
-                            </w:r>
-                            <w:proofErr w:type="spellStart"/>
-                            <w:r>
-                              <w:rPr>
-                                <w:rFonts w:ascii="Times New Roman" w:hAnsi="Times New Roman" w:cs="Times New Roman"/>
-                              </w:rPr>
-                              <w:t>age:int,resp:Response</w:t>
-                            </w:r>
-                            <w:proofErr w:type="spellEnd"/>
-                            <w:r>
-                              <w:rPr>
-                                <w:rFonts w:ascii="Times New Roman" w:hAnsi="Times New Roman" w:cs="Times New Roman"/>
-                              </w:rPr>
-                              <w:t>):</w:t>
+                              <w:t>nofound(age:int,resp:Response):</w:t>
                             </w:r>
                           </w:p>
                           <w:p>
@@ -2144,21 +2162,7 @@
                               <w:rPr>
                                 <w:rFonts w:ascii="Times New Roman" w:hAnsi="Times New Roman" w:cs="Times New Roman"/>
                               </w:rPr>
-                              <w:t xml:space="preserve">        </w:t>
-                            </w:r>
-                            <w:proofErr w:type="spellStart"/>
-                            <w:r>
-                              <w:rPr>
-                                <w:rFonts w:ascii="Times New Roman" w:hAnsi="Times New Roman" w:cs="Times New Roman"/>
-                              </w:rPr>
-                              <w:t>resp.status_code</w:t>
-                            </w:r>
-                            <w:proofErr w:type="spellEnd"/>
-                            <w:r>
-                              <w:rPr>
-                                <w:rFonts w:ascii="Times New Roman" w:hAnsi="Times New Roman" w:cs="Times New Roman"/>
-                              </w:rPr>
-                              <w:t>=status.HTTP_425_TOO_EARLY</w:t>
+                              <w:t>        resp.status_code=status.HTTP_425_TOO_EARLY</w:t>
                             </w:r>
                           </w:p>
                           <w:p>
@@ -2171,21 +2175,7 @@
                               <w:rPr>
                                 <w:rFonts w:ascii="Times New Roman" w:hAnsi="Times New Roman" w:cs="Times New Roman"/>
                               </w:rPr>
-                              <w:t>        return {"</w:t>
-                            </w:r>
-                            <w:proofErr w:type="spellStart"/>
-                            <w:r>
-                              <w:rPr>
-                                <w:rFonts w:ascii="Times New Roman" w:hAnsi="Times New Roman" w:cs="Times New Roman"/>
-                              </w:rPr>
-                              <w:t>error":"Underage</w:t>
-                            </w:r>
-                            <w:proofErr w:type="spellEnd"/>
-                            <w:r>
-                              <w:rPr>
-                                <w:rFonts w:ascii="Times New Roman" w:hAnsi="Times New Roman" w:cs="Times New Roman"/>
-                              </w:rPr>
-                              <w:t>"}</w:t>
+                              <w:t>        return {"error":"Underage"}</w:t>
                             </w:r>
                           </w:p>
                           <w:p>
@@ -2198,21 +2188,7 @@
                               <w:rPr>
                                 <w:rFonts w:ascii="Times New Roman" w:hAnsi="Times New Roman" w:cs="Times New Roman"/>
                               </w:rPr>
-                              <w:t xml:space="preserve">    </w:t>
-                            </w:r>
-                            <w:proofErr w:type="spellStart"/>
-                            <w:r>
-                              <w:rPr>
-                                <w:rFonts w:ascii="Times New Roman" w:hAnsi="Times New Roman" w:cs="Times New Roman"/>
-                              </w:rPr>
-                              <w:t>elif</w:t>
-                            </w:r>
-                            <w:proofErr w:type="spellEnd"/>
-                            <w:r>
-                              <w:rPr>
-                                <w:rFonts w:ascii="Times New Roman" w:hAnsi="Times New Roman" w:cs="Times New Roman"/>
-                              </w:rPr>
-                              <w:t xml:space="preserve"> age &gt;65:</w:t>
+                              <w:t>    elif age &gt;65:</w:t>
                             </w:r>
                           </w:p>
                           <w:p>
@@ -2225,21 +2201,7 @@
                               <w:rPr>
                                 <w:rFonts w:ascii="Times New Roman" w:hAnsi="Times New Roman" w:cs="Times New Roman"/>
                               </w:rPr>
-                              <w:t xml:space="preserve">        </w:t>
-                            </w:r>
-                            <w:proofErr w:type="spellStart"/>
-                            <w:r>
-                              <w:rPr>
-                                <w:rFonts w:ascii="Times New Roman" w:hAnsi="Times New Roman" w:cs="Times New Roman"/>
-                              </w:rPr>
-                              <w:t>resp.status_code</w:t>
-                            </w:r>
-                            <w:proofErr w:type="spellEnd"/>
-                            <w:r>
-                              <w:rPr>
-                                <w:rFonts w:ascii="Times New Roman" w:hAnsi="Times New Roman" w:cs="Times New Roman"/>
-                              </w:rPr>
-                              <w:t>=status.HTTP_406_NOT_ACCEPTABLE</w:t>
+                              <w:t>        resp.status_code=status.HTTP_406_NOT_ACCEPTABLE</w:t>
                             </w:r>
                           </w:p>
                           <w:p>
@@ -2252,21 +2214,7 @@
                               <w:rPr>
                                 <w:rFonts w:ascii="Times New Roman" w:hAnsi="Times New Roman" w:cs="Times New Roman"/>
                               </w:rPr>
-                              <w:t>        return {"</w:t>
-                            </w:r>
-                            <w:proofErr w:type="spellStart"/>
-                            <w:r>
-                              <w:rPr>
-                                <w:rFonts w:ascii="Times New Roman" w:hAnsi="Times New Roman" w:cs="Times New Roman"/>
-                              </w:rPr>
-                              <w:t>error":"Overage</w:t>
-                            </w:r>
-                            <w:proofErr w:type="spellEnd"/>
-                            <w:r>
-                              <w:rPr>
-                                <w:rFonts w:ascii="Times New Roman" w:hAnsi="Times New Roman" w:cs="Times New Roman"/>
-                              </w:rPr>
-                              <w:t>"}</w:t>
+                              <w:t>        return {"error":"Overage"}</w:t>
                             </w:r>
                           </w:p>
                           <w:p>
@@ -2292,21 +2240,7 @@
                               <w:rPr>
                                 <w:rFonts w:ascii="Times New Roman" w:hAnsi="Times New Roman" w:cs="Times New Roman"/>
                               </w:rPr>
-                              <w:t xml:space="preserve">        </w:t>
-                            </w:r>
-                            <w:proofErr w:type="spellStart"/>
-                            <w:r>
-                              <w:rPr>
-                                <w:rFonts w:ascii="Times New Roman" w:hAnsi="Times New Roman" w:cs="Times New Roman"/>
-                              </w:rPr>
-                              <w:t>resp.status_code</w:t>
-                            </w:r>
-                            <w:proofErr w:type="spellEnd"/>
-                            <w:r>
-                              <w:rPr>
-                                <w:rFonts w:ascii="Times New Roman" w:hAnsi="Times New Roman" w:cs="Times New Roman"/>
-                              </w:rPr>
-                              <w:t>=status.HTTP_200_OK</w:t>
+                              <w:t>        resp.status_code=status.HTTP_200_OK</w:t>
                             </w:r>
                           </w:p>
                           <w:p>
@@ -2319,21 +2253,7 @@
                               <w:rPr>
                                 <w:rFonts w:ascii="Times New Roman" w:hAnsi="Times New Roman" w:cs="Times New Roman"/>
                               </w:rPr>
-                              <w:t>        return {"</w:t>
-                            </w:r>
-                            <w:proofErr w:type="spellStart"/>
-                            <w:r>
-                              <w:rPr>
-                                <w:rFonts w:ascii="Times New Roman" w:hAnsi="Times New Roman" w:cs="Times New Roman"/>
-                              </w:rPr>
-                              <w:t>message":"Eligible</w:t>
-                            </w:r>
-                            <w:proofErr w:type="spellEnd"/>
-                            <w:r>
-                              <w:rPr>
-                                <w:rFonts w:ascii="Times New Roman" w:hAnsi="Times New Roman" w:cs="Times New Roman"/>
-                              </w:rPr>
-                              <w:t xml:space="preserve"> Voter"}</w:t>
+                              <w:t>        return {"message":"Eligible Voter"}</w:t>
                             </w:r>
                           </w:p>
                         </w:txbxContent>
@@ -2413,33 +2333,11 @@
                         </w:rPr>
                         <w:t xml:space="preserve">def </w:t>
                       </w:r>
-                      <w:proofErr w:type="spellStart"/>
                       <w:r>
                         <w:rPr>
                           <w:rFonts w:ascii="Times New Roman" w:hAnsi="Times New Roman" w:cs="Times New Roman"/>
                         </w:rPr>
-                        <w:t>nofound</w:t>
-                      </w:r>
-                      <w:proofErr w:type="spellEnd"/>
-                      <w:r>
-                        <w:rPr>
-                          <w:rFonts w:ascii="Times New Roman" w:hAnsi="Times New Roman" w:cs="Times New Roman"/>
-                        </w:rPr>
-                        <w:t>(</w:t>
-                      </w:r>
-                      <w:proofErr w:type="spellStart"/>
-                      <w:r>
-                        <w:rPr>
-                          <w:rFonts w:ascii="Times New Roman" w:hAnsi="Times New Roman" w:cs="Times New Roman"/>
-                        </w:rPr>
-                        <w:t>age:int,resp:Response</w:t>
-                      </w:r>
-                      <w:proofErr w:type="spellEnd"/>
-                      <w:r>
-                        <w:rPr>
-                          <w:rFonts w:ascii="Times New Roman" w:hAnsi="Times New Roman" w:cs="Times New Roman"/>
-                        </w:rPr>
-                        <w:t>):</w:t>
+                        <w:t>nofound(age:int,resp:Response):</w:t>
                       </w:r>
                     </w:p>
                     <w:p>
@@ -2465,21 +2363,7 @@
                         <w:rPr>
                           <w:rFonts w:ascii="Times New Roman" w:hAnsi="Times New Roman" w:cs="Times New Roman"/>
                         </w:rPr>
-                        <w:t xml:space="preserve">        </w:t>
-                      </w:r>
-                      <w:proofErr w:type="spellStart"/>
-                      <w:r>
-                        <w:rPr>
-                          <w:rFonts w:ascii="Times New Roman" w:hAnsi="Times New Roman" w:cs="Times New Roman"/>
-                        </w:rPr>
-                        <w:t>resp.status_code</w:t>
-                      </w:r>
-                      <w:proofErr w:type="spellEnd"/>
-                      <w:r>
-                        <w:rPr>
-                          <w:rFonts w:ascii="Times New Roman" w:hAnsi="Times New Roman" w:cs="Times New Roman"/>
-                        </w:rPr>
-                        <w:t>=status.HTTP_425_TOO_EARLY</w:t>
+                        <w:t>        resp.status_code=status.HTTP_425_TOO_EARLY</w:t>
                       </w:r>
                     </w:p>
                     <w:p>
@@ -2492,21 +2376,7 @@
                         <w:rPr>
                           <w:rFonts w:ascii="Times New Roman" w:hAnsi="Times New Roman" w:cs="Times New Roman"/>
                         </w:rPr>
-                        <w:t>        return {"</w:t>
-                      </w:r>
-                      <w:proofErr w:type="spellStart"/>
-                      <w:r>
-                        <w:rPr>
-                          <w:rFonts w:ascii="Times New Roman" w:hAnsi="Times New Roman" w:cs="Times New Roman"/>
-                        </w:rPr>
-                        <w:t>error":"Underage</w:t>
-                      </w:r>
-                      <w:proofErr w:type="spellEnd"/>
-                      <w:r>
-                        <w:rPr>
-                          <w:rFonts w:ascii="Times New Roman" w:hAnsi="Times New Roman" w:cs="Times New Roman"/>
-                        </w:rPr>
-                        <w:t>"}</w:t>
+                        <w:t>        return {"error":"Underage"}</w:t>
                       </w:r>
                     </w:p>
                     <w:p>
@@ -2519,21 +2389,7 @@
                         <w:rPr>
                           <w:rFonts w:ascii="Times New Roman" w:hAnsi="Times New Roman" w:cs="Times New Roman"/>
                         </w:rPr>
-                        <w:t xml:space="preserve">    </w:t>
-                      </w:r>
-                      <w:proofErr w:type="spellStart"/>
-                      <w:r>
-                        <w:rPr>
-                          <w:rFonts w:ascii="Times New Roman" w:hAnsi="Times New Roman" w:cs="Times New Roman"/>
-                        </w:rPr>
-                        <w:t>elif</w:t>
-                      </w:r>
-                      <w:proofErr w:type="spellEnd"/>
-                      <w:r>
-                        <w:rPr>
-                          <w:rFonts w:ascii="Times New Roman" w:hAnsi="Times New Roman" w:cs="Times New Roman"/>
-                        </w:rPr>
-                        <w:t xml:space="preserve"> age &gt;65:</w:t>
+                        <w:t>    elif age &gt;65:</w:t>
                       </w:r>
                     </w:p>
                     <w:p>
@@ -2546,21 +2402,7 @@
                         <w:rPr>
                           <w:rFonts w:ascii="Times New Roman" w:hAnsi="Times New Roman" w:cs="Times New Roman"/>
                         </w:rPr>
-                        <w:t xml:space="preserve">        </w:t>
-                      </w:r>
-                      <w:proofErr w:type="spellStart"/>
-                      <w:r>
-                        <w:rPr>
-                          <w:rFonts w:ascii="Times New Roman" w:hAnsi="Times New Roman" w:cs="Times New Roman"/>
-                        </w:rPr>
-                        <w:t>resp.status_code</w:t>
-                      </w:r>
-                      <w:proofErr w:type="spellEnd"/>
-                      <w:r>
-                        <w:rPr>
-                          <w:rFonts w:ascii="Times New Roman" w:hAnsi="Times New Roman" w:cs="Times New Roman"/>
-                        </w:rPr>
-                        <w:t>=status.HTTP_406_NOT_ACCEPTABLE</w:t>
+                        <w:t>        resp.status_code=status.HTTP_406_NOT_ACCEPTABLE</w:t>
                       </w:r>
                     </w:p>
                     <w:p>
@@ -2573,21 +2415,7 @@
                         <w:rPr>
                           <w:rFonts w:ascii="Times New Roman" w:hAnsi="Times New Roman" w:cs="Times New Roman"/>
                         </w:rPr>
-                        <w:t>        return {"</w:t>
-                      </w:r>
-                      <w:proofErr w:type="spellStart"/>
-                      <w:r>
-                        <w:rPr>
-                          <w:rFonts w:ascii="Times New Roman" w:hAnsi="Times New Roman" w:cs="Times New Roman"/>
-                        </w:rPr>
-                        <w:t>error":"Overage</w:t>
-                      </w:r>
-                      <w:proofErr w:type="spellEnd"/>
-                      <w:r>
-                        <w:rPr>
-                          <w:rFonts w:ascii="Times New Roman" w:hAnsi="Times New Roman" w:cs="Times New Roman"/>
-                        </w:rPr>
-                        <w:t>"}</w:t>
+                        <w:t>        return {"error":"Overage"}</w:t>
                       </w:r>
                     </w:p>
                     <w:p>
@@ -2613,21 +2441,7 @@
                         <w:rPr>
                           <w:rFonts w:ascii="Times New Roman" w:hAnsi="Times New Roman" w:cs="Times New Roman"/>
                         </w:rPr>
-                        <w:t xml:space="preserve">        </w:t>
-                      </w:r>
-                      <w:proofErr w:type="spellStart"/>
-                      <w:r>
-                        <w:rPr>
-                          <w:rFonts w:ascii="Times New Roman" w:hAnsi="Times New Roman" w:cs="Times New Roman"/>
-                        </w:rPr>
-                        <w:t>resp.status_code</w:t>
-                      </w:r>
-                      <w:proofErr w:type="spellEnd"/>
-                      <w:r>
-                        <w:rPr>
-                          <w:rFonts w:ascii="Times New Roman" w:hAnsi="Times New Roman" w:cs="Times New Roman"/>
-                        </w:rPr>
-                        <w:t>=status.HTTP_200_OK</w:t>
+                        <w:t>        resp.status_code=status.HTTP_200_OK</w:t>
                       </w:r>
                     </w:p>
                     <w:p>
@@ -2640,21 +2454,7 @@
                         <w:rPr>
                           <w:rFonts w:ascii="Times New Roman" w:hAnsi="Times New Roman" w:cs="Times New Roman"/>
                         </w:rPr>
-                        <w:t>        return {"</w:t>
-                      </w:r>
-                      <w:proofErr w:type="spellStart"/>
-                      <w:r>
-                        <w:rPr>
-                          <w:rFonts w:ascii="Times New Roman" w:hAnsi="Times New Roman" w:cs="Times New Roman"/>
-                        </w:rPr>
-                        <w:t>message":"Eligible</w:t>
-                      </w:r>
-                      <w:proofErr w:type="spellEnd"/>
-                      <w:r>
-                        <w:rPr>
-                          <w:rFonts w:ascii="Times New Roman" w:hAnsi="Times New Roman" w:cs="Times New Roman"/>
-                        </w:rPr>
-                        <w:t xml:space="preserve"> Voter"}</w:t>
+                        <w:t>        return {"message":"Eligible Voter"}</w:t>
                       </w:r>
                     </w:p>
                   </w:txbxContent>
@@ -2875,7 +2675,6 @@
                               </w:rPr>
                               <w:t>tags=['</w:t>
                             </w:r>
-                            <w:proofErr w:type="spellStart"/>
                             <w:r>
                               <w:rPr>
                                 <w:color w:val="00B0F0"/>
@@ -2887,21 +2686,7 @@
                                   </w14:solidFill>
                                 </w14:textFill>
                               </w:rPr>
-                              <w:t>URLparam</w:t>
-                            </w:r>
-                            <w:proofErr w:type="spellEnd"/>
-                            <w:r>
-                              <w:rPr>
-                                <w:color w:val="00B0F0"/>
-                                <w14:textFill>
-                                  <w14:solidFill>
-                                    <w14:srgbClr w14:val="00B0F0">
-                                      <w14:alpha w14:val="9000"/>
-                                    </w14:srgbClr>
-                                  </w14:solidFill>
-                                </w14:textFill>
-                              </w:rPr>
-                              <w:t>'])</w:t>
+                              <w:t>URLparam'])</w:t>
                             </w:r>
                           </w:p>
                           <w:p>
@@ -2928,35 +2713,7 @@
                                   </w14:solidFill>
                                 </w14:textFill>
                               </w:rPr>
-                              <w:t>def match(</w:t>
-                            </w:r>
-                            <w:proofErr w:type="spellStart"/>
-                            <w:r>
-                              <w:rPr>
-                                <w:color w:val="FFFFFF" w:themeColor="background1"/>
-                                <w14:textFill>
-                                  <w14:solidFill>
-                                    <w14:schemeClr w14:val="bg1">
-                                      <w14:alpha w14:val="9000"/>
-                                    </w14:schemeClr>
-                                  </w14:solidFill>
-                                </w14:textFill>
-                              </w:rPr>
-                              <w:t>type:Match</w:t>
-                            </w:r>
-                            <w:proofErr w:type="spellEnd"/>
-                            <w:r>
-                              <w:rPr>
-                                <w:color w:val="FFFFFF" w:themeColor="background1"/>
-                                <w14:textFill>
-                                  <w14:solidFill>
-                                    <w14:schemeClr w14:val="bg1">
-                                      <w14:alpha w14:val="9000"/>
-                                    </w14:schemeClr>
-                                  </w14:solidFill>
-                                </w14:textFill>
-                              </w:rPr>
-                              <w:t>):</w:t>
+                              <w:t>def match(type:Match):</w:t>
                             </w:r>
                           </w:p>
                           <w:p>
@@ -2983,63 +2740,7 @@
                                   </w14:solidFill>
                                 </w14:textFill>
                               </w:rPr>
-                              <w:t>    return {'message':</w:t>
-                            </w:r>
-                            <w:proofErr w:type="spellStart"/>
-                            <w:r>
-                              <w:rPr>
-                                <w:color w:val="FFFFFF" w:themeColor="background1"/>
-                                <w14:textFill>
-                                  <w14:solidFill>
-                                    <w14:schemeClr w14:val="bg1">
-                                      <w14:alpha w14:val="9000"/>
-                                    </w14:schemeClr>
-                                  </w14:solidFill>
-                                </w14:textFill>
-                              </w:rPr>
-                              <w:t>f'Its</w:t>
-                            </w:r>
-                            <w:proofErr w:type="spellEnd"/>
-                            <w:r>
-                              <w:rPr>
-                                <w:color w:val="FFFFFF" w:themeColor="background1"/>
-                                <w14:textFill>
-                                  <w14:solidFill>
-                                    <w14:schemeClr w14:val="bg1">
-                                      <w14:alpha w14:val="9000"/>
-                                    </w14:schemeClr>
-                                  </w14:solidFill>
-                                </w14:textFill>
-                              </w:rPr>
-                              <w:t xml:space="preserve"> a {type.name} match, that is {</w:t>
-                            </w:r>
-                            <w:proofErr w:type="spellStart"/>
-                            <w:r>
-                              <w:rPr>
-                                <w:color w:val="FFFFFF" w:themeColor="background1"/>
-                                <w14:textFill>
-                                  <w14:solidFill>
-                                    <w14:schemeClr w14:val="bg1">
-                                      <w14:alpha w14:val="9000"/>
-                                    </w14:schemeClr>
-                                  </w14:solidFill>
-                                </w14:textFill>
-                              </w:rPr>
-                              <w:t>type.value</w:t>
-                            </w:r>
-                            <w:proofErr w:type="spellEnd"/>
-                            <w:r>
-                              <w:rPr>
-                                <w:color w:val="FFFFFF" w:themeColor="background1"/>
-                                <w14:textFill>
-                                  <w14:solidFill>
-                                    <w14:schemeClr w14:val="bg1">
-                                      <w14:alpha w14:val="9000"/>
-                                    </w14:schemeClr>
-                                  </w14:solidFill>
-                                </w14:textFill>
-                              </w:rPr>
-                              <w:t>}-overs'}</w:t>
+                              <w:t>    return {'message':f'Its a {type.name} match, that is {type.value}-overs'}</w:t>
                             </w:r>
                           </w:p>
                         </w:txbxContent>
@@ -3116,7 +2817,6 @@
                         </w:rPr>
                         <w:t>tags=['</w:t>
                       </w:r>
-                      <w:proofErr w:type="spellStart"/>
                       <w:r>
                         <w:rPr>
                           <w:color w:val="00B0F0"/>
@@ -3128,21 +2828,7 @@
                             </w14:solidFill>
                           </w14:textFill>
                         </w:rPr>
-                        <w:t>URLparam</w:t>
-                      </w:r>
-                      <w:proofErr w:type="spellEnd"/>
-                      <w:r>
-                        <w:rPr>
-                          <w:color w:val="00B0F0"/>
-                          <w14:textFill>
-                            <w14:solidFill>
-                              <w14:srgbClr w14:val="00B0F0">
-                                <w14:alpha w14:val="9000"/>
-                              </w14:srgbClr>
-                            </w14:solidFill>
-                          </w14:textFill>
-                        </w:rPr>
-                        <w:t>'])</w:t>
+                        <w:t>URLparam'])</w:t>
                       </w:r>
                     </w:p>
                     <w:p>
@@ -3169,35 +2855,7 @@
                             </w14:solidFill>
                           </w14:textFill>
                         </w:rPr>
-                        <w:t>def match(</w:t>
-                      </w:r>
-                      <w:proofErr w:type="spellStart"/>
-                      <w:r>
-                        <w:rPr>
-                          <w:color w:val="FFFFFF" w:themeColor="background1"/>
-                          <w14:textFill>
-                            <w14:solidFill>
-                              <w14:schemeClr w14:val="bg1">
-                                <w14:alpha w14:val="9000"/>
-                              </w14:schemeClr>
-                            </w14:solidFill>
-                          </w14:textFill>
-                        </w:rPr>
-                        <w:t>type:Match</w:t>
-                      </w:r>
-                      <w:proofErr w:type="spellEnd"/>
-                      <w:r>
-                        <w:rPr>
-                          <w:color w:val="FFFFFF" w:themeColor="background1"/>
-                          <w14:textFill>
-                            <w14:solidFill>
-                              <w14:schemeClr w14:val="bg1">
-                                <w14:alpha w14:val="9000"/>
-                              </w14:schemeClr>
-                            </w14:solidFill>
-                          </w14:textFill>
-                        </w:rPr>
-                        <w:t>):</w:t>
+                        <w:t>def match(type:Match):</w:t>
                       </w:r>
                     </w:p>
                     <w:p>
@@ -3224,63 +2882,7 @@
                             </w14:solidFill>
                           </w14:textFill>
                         </w:rPr>
-                        <w:t>    return {'message':</w:t>
-                      </w:r>
-                      <w:proofErr w:type="spellStart"/>
-                      <w:r>
-                        <w:rPr>
-                          <w:color w:val="FFFFFF" w:themeColor="background1"/>
-                          <w14:textFill>
-                            <w14:solidFill>
-                              <w14:schemeClr w14:val="bg1">
-                                <w14:alpha w14:val="9000"/>
-                              </w14:schemeClr>
-                            </w14:solidFill>
-                          </w14:textFill>
-                        </w:rPr>
-                        <w:t>f'Its</w:t>
-                      </w:r>
-                      <w:proofErr w:type="spellEnd"/>
-                      <w:r>
-                        <w:rPr>
-                          <w:color w:val="FFFFFF" w:themeColor="background1"/>
-                          <w14:textFill>
-                            <w14:solidFill>
-                              <w14:schemeClr w14:val="bg1">
-                                <w14:alpha w14:val="9000"/>
-                              </w14:schemeClr>
-                            </w14:solidFill>
-                          </w14:textFill>
-                        </w:rPr>
-                        <w:t xml:space="preserve"> a {type.name} match, that is {</w:t>
-                      </w:r>
-                      <w:proofErr w:type="spellStart"/>
-                      <w:r>
-                        <w:rPr>
-                          <w:color w:val="FFFFFF" w:themeColor="background1"/>
-                          <w14:textFill>
-                            <w14:solidFill>
-                              <w14:schemeClr w14:val="bg1">
-                                <w14:alpha w14:val="9000"/>
-                              </w14:schemeClr>
-                            </w14:solidFill>
-                          </w14:textFill>
-                        </w:rPr>
-                        <w:t>type.value</w:t>
-                      </w:r>
-                      <w:proofErr w:type="spellEnd"/>
-                      <w:r>
-                        <w:rPr>
-                          <w:color w:val="FFFFFF" w:themeColor="background1"/>
-                          <w14:textFill>
-                            <w14:solidFill>
-                              <w14:schemeClr w14:val="bg1">
-                                <w14:alpha w14:val="9000"/>
-                              </w14:schemeClr>
-                            </w14:solidFill>
-                          </w14:textFill>
-                        </w:rPr>
-                        <w:t>}-overs'}</w:t>
+                        <w:t>    return {'message':f'Its a {type.name} match, that is {type.value}-overs'}</w:t>
                       </w:r>
                     </w:p>
                   </w:txbxContent>
@@ -3464,19 +3066,11 @@
                               </w:rPr>
                               <w:t xml:space="preserve">@router.get("/S-D/{id}",tags=['S &amp; D'],summary="First </w:t>
                             </w:r>
-                            <w:proofErr w:type="spellStart"/>
                             <w:r>
                               <w:rPr>
                                 <w:color w:val="548DD4" w:themeColor="text2" w:themeTint="99"/>
                               </w:rPr>
-                              <w:t>Way",description</w:t>
-                            </w:r>
-                            <w:proofErr w:type="spellEnd"/>
-                            <w:r>
-                              <w:rPr>
-                                <w:color w:val="548DD4" w:themeColor="text2" w:themeTint="99"/>
-                              </w:rPr>
-                              <w:t>="First way to add summary and desc for API")</w:t>
+                              <w:t>Way",description="First way to add summary and desc for API")</w:t>
                             </w:r>
                           </w:p>
                         </w:txbxContent>
@@ -3513,19 +3107,11 @@
                         </w:rPr>
                         <w:t xml:space="preserve">@router.get("/S-D/{id}",tags=['S &amp; D'],summary="First </w:t>
                       </w:r>
-                      <w:proofErr w:type="spellStart"/>
                       <w:r>
                         <w:rPr>
                           <w:color w:val="548DD4" w:themeColor="text2" w:themeTint="99"/>
                         </w:rPr>
-                        <w:t>Way",description</w:t>
-                      </w:r>
-                      <w:proofErr w:type="spellEnd"/>
-                      <w:r>
-                        <w:rPr>
-                          <w:color w:val="548DD4" w:themeColor="text2" w:themeTint="99"/>
-                        </w:rPr>
-                        <w:t>="First way to add summary and desc for API")</w:t>
+                        <w:t>Way",description="First way to add summary and desc for API")</w:t>
                       </w:r>
                     </w:p>
                   </w:txbxContent>
@@ -3707,14 +3293,12 @@
                               </w:rPr>
                               <w:t xml:space="preserve">from fastapi import </w:t>
                             </w:r>
-                            <w:proofErr w:type="spellStart"/>
                             <w:r>
                               <w:rPr>
                                 <w:rFonts w:ascii="Times New Roman" w:hAnsi="Times New Roman" w:cs="Times New Roman"/>
                               </w:rPr>
                               <w:t>APIRouter</w:t>
                             </w:r>
-                            <w:proofErr w:type="spellEnd"/>
                           </w:p>
                           <w:p>
                             <w:pPr>
@@ -3726,21 +3310,7 @@
                               <w:rPr>
                                 <w:rFonts w:ascii="Times New Roman" w:hAnsi="Times New Roman" w:cs="Times New Roman"/>
                               </w:rPr>
-                              <w:t xml:space="preserve">router = </w:t>
-                            </w:r>
-                            <w:proofErr w:type="spellStart"/>
-                            <w:r>
-                              <w:rPr>
-                                <w:rFonts w:ascii="Times New Roman" w:hAnsi="Times New Roman" w:cs="Times New Roman"/>
-                              </w:rPr>
-                              <w:t>APIRouter</w:t>
-                            </w:r>
-                            <w:proofErr w:type="spellEnd"/>
-                            <w:r>
-                              <w:rPr>
-                                <w:rFonts w:ascii="Times New Roman" w:hAnsi="Times New Roman" w:cs="Times New Roman"/>
-                              </w:rPr>
-                              <w:t>()</w:t>
+                              <w:t>router = APIRouter()</w:t>
                             </w:r>
                           </w:p>
                           <w:p>
@@ -3766,21 +3336,7 @@
                               <w:rPr>
                                 <w:rFonts w:ascii="Times New Roman" w:hAnsi="Times New Roman" w:cs="Times New Roman"/>
                               </w:rPr>
-                              <w:t xml:space="preserve">def </w:t>
-                            </w:r>
-                            <w:proofErr w:type="spellStart"/>
-                            <w:r>
-                              <w:rPr>
-                                <w:rFonts w:ascii="Times New Roman" w:hAnsi="Times New Roman" w:cs="Times New Roman"/>
-                              </w:rPr>
-                              <w:t>say_hello</w:t>
-                            </w:r>
-                            <w:proofErr w:type="spellEnd"/>
-                            <w:r>
-                              <w:rPr>
-                                <w:rFonts w:ascii="Times New Roman" w:hAnsi="Times New Roman" w:cs="Times New Roman"/>
-                              </w:rPr>
-                              <w:t>():</w:t>
+                              <w:t>def say_hello():</w:t>
                             </w:r>
                           </w:p>
                           <w:p>
@@ -3830,14 +3386,12 @@
                         </w:rPr>
                         <w:t xml:space="preserve">from fastapi import </w:t>
                       </w:r>
-                      <w:proofErr w:type="spellStart"/>
                       <w:r>
                         <w:rPr>
                           <w:rFonts w:ascii="Times New Roman" w:hAnsi="Times New Roman" w:cs="Times New Roman"/>
                         </w:rPr>
                         <w:t>APIRouter</w:t>
                       </w:r>
-                      <w:proofErr w:type="spellEnd"/>
                     </w:p>
                     <w:p>
                       <w:pPr>
@@ -3849,21 +3403,7 @@
                         <w:rPr>
                           <w:rFonts w:ascii="Times New Roman" w:hAnsi="Times New Roman" w:cs="Times New Roman"/>
                         </w:rPr>
-                        <w:t xml:space="preserve">router = </w:t>
-                      </w:r>
-                      <w:proofErr w:type="spellStart"/>
-                      <w:r>
-                        <w:rPr>
-                          <w:rFonts w:ascii="Times New Roman" w:hAnsi="Times New Roman" w:cs="Times New Roman"/>
-                        </w:rPr>
-                        <w:t>APIRouter</w:t>
-                      </w:r>
-                      <w:proofErr w:type="spellEnd"/>
-                      <w:r>
-                        <w:rPr>
-                          <w:rFonts w:ascii="Times New Roman" w:hAnsi="Times New Roman" w:cs="Times New Roman"/>
-                        </w:rPr>
-                        <w:t>()</w:t>
+                        <w:t>router = APIRouter()</w:t>
                       </w:r>
                     </w:p>
                     <w:p>
@@ -3889,21 +3429,7 @@
                         <w:rPr>
                           <w:rFonts w:ascii="Times New Roman" w:hAnsi="Times New Roman" w:cs="Times New Roman"/>
                         </w:rPr>
-                        <w:t xml:space="preserve">def </w:t>
-                      </w:r>
-                      <w:proofErr w:type="spellStart"/>
-                      <w:r>
-                        <w:rPr>
-                          <w:rFonts w:ascii="Times New Roman" w:hAnsi="Times New Roman" w:cs="Times New Roman"/>
-                        </w:rPr>
-                        <w:t>say_hello</w:t>
-                      </w:r>
-                      <w:proofErr w:type="spellEnd"/>
-                      <w:r>
-                        <w:rPr>
-                          <w:rFonts w:ascii="Times New Roman" w:hAnsi="Times New Roman" w:cs="Times New Roman"/>
-                        </w:rPr>
-                        <w:t>():</w:t>
+                        <w:t>def say_hello():</w:t>
                       </w:r>
                     </w:p>
                     <w:p>
@@ -4014,19 +3540,11 @@
                               </w:rPr>
                               <w:t xml:space="preserve">from </w:t>
                             </w:r>
-                            <w:proofErr w:type="spellStart"/>
                             <w:r>
                               <w:rPr>
                                 <w:rFonts w:ascii="Times New Roman" w:hAnsi="Times New Roman" w:cs="Times New Roman"/>
                               </w:rPr>
-                              <w:t>router_file</w:t>
-                            </w:r>
-                            <w:proofErr w:type="spellEnd"/>
-                            <w:r>
-                              <w:rPr>
-                                <w:rFonts w:ascii="Times New Roman" w:hAnsi="Times New Roman" w:cs="Times New Roman"/>
-                              </w:rPr>
-                              <w:t xml:space="preserve"> import router</w:t>
+                              <w:t>router_file import router</w:t>
                             </w:r>
                           </w:p>
                           <w:p>
@@ -4055,19 +3573,11 @@
                                 <w:rFonts w:ascii="Times New Roman" w:hAnsi="Times New Roman" w:cs="Times New Roman"/>
                               </w:rPr>
                             </w:pPr>
-                            <w:proofErr w:type="spellStart"/>
                             <w:r>
                               <w:rPr>
                                 <w:rFonts w:ascii="Times New Roman" w:hAnsi="Times New Roman" w:cs="Times New Roman"/>
                               </w:rPr>
-                              <w:t>app.include_router</w:t>
-                            </w:r>
-                            <w:proofErr w:type="spellEnd"/>
-                            <w:r>
-                              <w:rPr>
-                                <w:rFonts w:ascii="Times New Roman" w:hAnsi="Times New Roman" w:cs="Times New Roman"/>
-                              </w:rPr>
-                              <w:t>(router)</w:t>
+                              <w:t>app.include_router(router)</w:t>
                             </w:r>
                           </w:p>
                         </w:txbxContent>
@@ -4117,19 +3627,11 @@
                         </w:rPr>
                         <w:t xml:space="preserve">from </w:t>
                       </w:r>
-                      <w:proofErr w:type="spellStart"/>
                       <w:r>
                         <w:rPr>
                           <w:rFonts w:ascii="Times New Roman" w:hAnsi="Times New Roman" w:cs="Times New Roman"/>
                         </w:rPr>
-                        <w:t>router_file</w:t>
-                      </w:r>
-                      <w:proofErr w:type="spellEnd"/>
-                      <w:r>
-                        <w:rPr>
-                          <w:rFonts w:ascii="Times New Roman" w:hAnsi="Times New Roman" w:cs="Times New Roman"/>
-                        </w:rPr>
-                        <w:t xml:space="preserve"> import router</w:t>
+                        <w:t>router_file import router</w:t>
                       </w:r>
                     </w:p>
                     <w:p>
@@ -4158,19 +3660,11 @@
                           <w:rFonts w:ascii="Times New Roman" w:hAnsi="Times New Roman" w:cs="Times New Roman"/>
                         </w:rPr>
                       </w:pPr>
-                      <w:proofErr w:type="spellStart"/>
                       <w:r>
                         <w:rPr>
                           <w:rFonts w:ascii="Times New Roman" w:hAnsi="Times New Roman" w:cs="Times New Roman"/>
                         </w:rPr>
-                        <w:t>app.include_router</w:t>
-                      </w:r>
-                      <w:proofErr w:type="spellEnd"/>
-                      <w:r>
-                        <w:rPr>
-                          <w:rFonts w:ascii="Times New Roman" w:hAnsi="Times New Roman" w:cs="Times New Roman"/>
-                        </w:rPr>
-                        <w:t>(router)</w:t>
+                        <w:t>app.include_router(router)</w:t>
                       </w:r>
                     </w:p>
                   </w:txbxContent>
@@ -5272,6 +4766,7 @@
   <w:style w:type="character" w:default="1" w:styleId="DefaultParagraphFont">
     <w:name w:val="Default Paragraph Font"/>
     <w:uiPriority w:val="1"/>
+    <w:semiHidden/>
     <w:unhideWhenUsed/>
   </w:style>
   <w:style w:type="table" w:default="1" w:styleId="TableNormal">
